--- a/03-Communication-and-Teamwork/Meetings/Minutes/Team-Meetings/Meeting Minutes 2025-10-28 (Team).docx
+++ b/03-Communication-and-Teamwork/Meetings/Minutes/Team-Meetings/Meeting Minutes 2025-10-28 (Team).docx
@@ -328,7 +328,7 @@
               <w:rPr>
                 <w:rFonts w:ascii="Calibri" w:hAnsi="Calibri" w:cs="Calibri"/>
               </w:rPr>
-              <w:t>15</w:t>
+              <w:t>28</w:t>
             </w:r>
             <w:r>
               <w:rPr>
@@ -1555,7 +1555,13 @@
               <w:rPr>
                 <w:rFonts w:ascii="Calibri" w:hAnsi="Calibri" w:cs="Calibri"/>
               </w:rPr>
-              <w:t>Rate issues and/or concerns</w:t>
+              <w:t>Raise</w:t>
+            </w:r>
+            <w:r>
+              <w:rPr>
+                <w:rFonts w:ascii="Calibri" w:hAnsi="Calibri" w:cs="Calibri"/>
+              </w:rPr>
+              <w:t xml:space="preserve"> issues and/or concerns</w:t>
             </w:r>
           </w:p>
         </w:tc>
@@ -1919,60 +1925,6 @@
                 <w:rFonts w:ascii="Calibri" w:hAnsi="Calibri" w:cs="Calibri"/>
               </w:rPr>
             </w:pPr>
-            <w:r>
-              <w:rPr>
-                <w:rFonts w:ascii="Calibri" w:hAnsi="Calibri" w:cs="Calibri"/>
-              </w:rPr>
-              <w:t xml:space="preserve">Intro/Team </w:t>
-            </w:r>
-            <w:r>
-              <w:rPr>
-                <w:rFonts w:ascii="Calibri" w:hAnsi="Calibri" w:cs="Calibri"/>
-              </w:rPr>
-              <w:t>M</w:t>
-            </w:r>
-            <w:r>
-              <w:rPr>
-                <w:rFonts w:ascii="Calibri" w:hAnsi="Calibri" w:cs="Calibri"/>
-              </w:rPr>
-              <w:t>embers</w:t>
-            </w:r>
-            <w:r>
-              <w:rPr>
-                <w:rFonts w:ascii="Calibri" w:hAnsi="Calibri" w:cs="Calibri"/>
-              </w:rPr>
-              <w:t>, B</w:t>
-            </w:r>
-            <w:r>
-              <w:rPr>
-                <w:rFonts w:ascii="Calibri" w:hAnsi="Calibri" w:cs="Calibri"/>
-              </w:rPr>
-              <w:t>ackground</w:t>
-            </w:r>
-            <w:r>
-              <w:rPr>
-                <w:rFonts w:ascii="Calibri" w:hAnsi="Calibri" w:cs="Calibri"/>
-              </w:rPr>
-              <w:t>,</w:t>
-            </w:r>
-            <w:r>
-              <w:rPr>
-                <w:rFonts w:ascii="Calibri" w:hAnsi="Calibri" w:cs="Calibri"/>
-              </w:rPr>
-              <w:t xml:space="preserve"> </w:t>
-            </w:r>
-            <w:r>
-              <w:rPr>
-                <w:rFonts w:ascii="Calibri" w:hAnsi="Calibri" w:cs="Calibri"/>
-              </w:rPr>
-              <w:t>R</w:t>
-            </w:r>
-            <w:r>
-              <w:rPr>
-                <w:rFonts w:ascii="Calibri" w:hAnsi="Calibri" w:cs="Calibri"/>
-              </w:rPr>
-              <w:t>ationale</w:t>
-            </w:r>
           </w:p>
         </w:tc>
         <w:tc>
@@ -1986,12 +1938,6 @@
                 <w:rFonts w:ascii="Calibri" w:hAnsi="Calibri" w:cs="Calibri"/>
               </w:rPr>
             </w:pPr>
-            <w:r>
-              <w:rPr>
-                <w:rFonts w:ascii="Calibri" w:hAnsi="Calibri" w:cs="Calibri"/>
-              </w:rPr>
-              <w:t>Thomas</w:t>
-            </w:r>
           </w:p>
         </w:tc>
         <w:tc>
@@ -2005,12 +1951,6 @@
                 <w:rFonts w:ascii="Calibri" w:hAnsi="Calibri" w:cs="Calibri"/>
               </w:rPr>
             </w:pPr>
-            <w:r>
-              <w:rPr>
-                <w:rFonts w:ascii="Calibri" w:hAnsi="Calibri" w:cs="Calibri"/>
-              </w:rPr>
-              <w:t>23/10/2025</w:t>
-            </w:r>
           </w:p>
         </w:tc>
       </w:tr>
@@ -2044,12 +1984,6 @@
                 <w:rFonts w:ascii="Calibri" w:hAnsi="Calibri" w:cs="Calibri"/>
               </w:rPr>
             </w:pPr>
-            <w:r>
-              <w:rPr>
-                <w:rFonts w:ascii="Calibri" w:hAnsi="Calibri" w:cs="Calibri"/>
-              </w:rPr>
-              <w:t>Objectives</w:t>
-            </w:r>
           </w:p>
         </w:tc>
         <w:tc>
@@ -2063,12 +1997,6 @@
                 <w:rFonts w:ascii="Calibri" w:hAnsi="Calibri" w:cs="Calibri"/>
               </w:rPr>
             </w:pPr>
-            <w:r>
-              <w:rPr>
-                <w:rFonts w:ascii="Calibri" w:hAnsi="Calibri" w:cs="Calibri"/>
-              </w:rPr>
-              <w:t>Nathan</w:t>
-            </w:r>
           </w:p>
         </w:tc>
         <w:tc>
@@ -2081,12 +2009,6 @@
                 <w:rFonts w:ascii="Calibri" w:hAnsi="Calibri" w:cs="Calibri"/>
               </w:rPr>
             </w:pPr>
-            <w:r>
-              <w:rPr>
-                <w:rFonts w:ascii="Calibri" w:hAnsi="Calibri" w:cs="Calibri"/>
-              </w:rPr>
-              <w:t>23/10/2025</w:t>
-            </w:r>
           </w:p>
         </w:tc>
       </w:tr>
@@ -2120,12 +2042,6 @@
                 <w:rFonts w:ascii="Calibri" w:hAnsi="Calibri" w:cs="Calibri"/>
               </w:rPr>
             </w:pPr>
-            <w:r>
-              <w:rPr>
-                <w:rFonts w:ascii="Calibri" w:hAnsi="Calibri" w:cs="Calibri"/>
-              </w:rPr>
-              <w:t>Methodology</w:t>
-            </w:r>
           </w:p>
         </w:tc>
         <w:tc>
@@ -2139,12 +2055,6 @@
                 <w:rFonts w:ascii="Calibri" w:hAnsi="Calibri" w:cs="Calibri"/>
               </w:rPr>
             </w:pPr>
-            <w:r>
-              <w:rPr>
-                <w:rFonts w:ascii="Calibri" w:hAnsi="Calibri" w:cs="Calibri"/>
-              </w:rPr>
-              <w:t>Zaf</w:t>
-            </w:r>
           </w:p>
         </w:tc>
         <w:tc>
@@ -2157,12 +2067,6 @@
                 <w:rFonts w:ascii="Calibri" w:hAnsi="Calibri" w:cs="Calibri"/>
               </w:rPr>
             </w:pPr>
-            <w:r>
-              <w:rPr>
-                <w:rFonts w:ascii="Calibri" w:hAnsi="Calibri" w:cs="Calibri"/>
-              </w:rPr>
-              <w:t>23/10/2025</w:t>
-            </w:r>
           </w:p>
         </w:tc>
       </w:tr>
@@ -2196,12 +2100,6 @@
                 <w:rFonts w:ascii="Calibri" w:hAnsi="Calibri" w:cs="Calibri"/>
               </w:rPr>
             </w:pPr>
-            <w:r>
-              <w:rPr>
-                <w:rFonts w:ascii="Calibri" w:hAnsi="Calibri" w:cs="Calibri"/>
-              </w:rPr>
-              <w:t>Quality Assurance</w:t>
-            </w:r>
           </w:p>
         </w:tc>
         <w:tc>
@@ -2215,12 +2113,6 @@
                 <w:rFonts w:ascii="Calibri" w:hAnsi="Calibri" w:cs="Calibri"/>
               </w:rPr>
             </w:pPr>
-            <w:r>
-              <w:rPr>
-                <w:rFonts w:ascii="Calibri" w:hAnsi="Calibri" w:cs="Calibri"/>
-              </w:rPr>
-              <w:t>Larissa</w:t>
-            </w:r>
           </w:p>
         </w:tc>
         <w:tc>
@@ -2233,12 +2125,6 @@
                 <w:rFonts w:ascii="Calibri" w:hAnsi="Calibri" w:cs="Calibri"/>
               </w:rPr>
             </w:pPr>
-            <w:r>
-              <w:rPr>
-                <w:rFonts w:ascii="Calibri" w:hAnsi="Calibri" w:cs="Calibri"/>
-              </w:rPr>
-              <w:t>23/10/2025</w:t>
-            </w:r>
           </w:p>
         </w:tc>
       </w:tr>
@@ -2272,30 +2158,6 @@
                 <w:rFonts w:ascii="Calibri" w:hAnsi="Calibri" w:cs="Calibri"/>
               </w:rPr>
             </w:pPr>
-            <w:r>
-              <w:rPr>
-                <w:rFonts w:ascii="Calibri" w:hAnsi="Calibri" w:cs="Calibri"/>
-              </w:rPr>
-              <w:t>Artefacts/</w:t>
-            </w:r>
-            <w:r>
-              <w:rPr>
-                <w:rFonts w:ascii="Calibri" w:hAnsi="Calibri" w:cs="Calibri"/>
-              </w:rPr>
-              <w:t>G</w:t>
-            </w:r>
-            <w:r>
-              <w:rPr>
-                <w:rFonts w:ascii="Calibri" w:hAnsi="Calibri" w:cs="Calibri"/>
-              </w:rPr>
-              <w:t>raph</w:t>
-            </w:r>
-            <w:r>
-              <w:rPr>
-                <w:rFonts w:ascii="Calibri" w:hAnsi="Calibri" w:cs="Calibri"/>
-              </w:rPr>
-              <w:t>s</w:t>
-            </w:r>
           </w:p>
         </w:tc>
         <w:tc>
@@ -2309,12 +2171,6 @@
                 <w:rFonts w:ascii="Calibri" w:hAnsi="Calibri" w:cs="Calibri"/>
               </w:rPr>
             </w:pPr>
-            <w:r>
-              <w:rPr>
-                <w:rFonts w:ascii="Calibri" w:hAnsi="Calibri" w:cs="Calibri"/>
-              </w:rPr>
-              <w:t>Win</w:t>
-            </w:r>
           </w:p>
         </w:tc>
         <w:tc>
@@ -2327,12 +2183,6 @@
                 <w:rFonts w:ascii="Calibri" w:hAnsi="Calibri" w:cs="Calibri"/>
               </w:rPr>
             </w:pPr>
-            <w:r>
-              <w:rPr>
-                <w:rFonts w:ascii="Calibri" w:hAnsi="Calibri" w:cs="Calibri"/>
-              </w:rPr>
-              <w:t>23/10/2025</w:t>
-            </w:r>
           </w:p>
         </w:tc>
       </w:tr>
@@ -2366,12 +2216,6 @@
                 <w:rFonts w:ascii="Calibri" w:hAnsi="Calibri" w:cs="Calibri"/>
               </w:rPr>
             </w:pPr>
-            <w:r>
-              <w:rPr>
-                <w:rFonts w:ascii="Calibri" w:hAnsi="Calibri" w:cs="Calibri"/>
-              </w:rPr>
-              <w:t xml:space="preserve">Lessons Learnt </w:t>
-            </w:r>
           </w:p>
         </w:tc>
         <w:tc>
@@ -2385,12 +2229,6 @@
                 <w:rFonts w:ascii="Calibri" w:hAnsi="Calibri" w:cs="Calibri"/>
               </w:rPr>
             </w:pPr>
-            <w:r>
-              <w:rPr>
-                <w:rFonts w:ascii="Calibri" w:hAnsi="Calibri" w:cs="Calibri"/>
-              </w:rPr>
-              <w:t>Charmi</w:t>
-            </w:r>
           </w:p>
         </w:tc>
         <w:tc>
@@ -2403,12 +2241,6 @@
                 <w:rFonts w:ascii="Calibri" w:hAnsi="Calibri" w:cs="Calibri"/>
               </w:rPr>
             </w:pPr>
-            <w:r>
-              <w:rPr>
-                <w:rFonts w:ascii="Calibri" w:hAnsi="Calibri" w:cs="Calibri"/>
-              </w:rPr>
-              <w:t>23/10/2025</w:t>
-            </w:r>
           </w:p>
         </w:tc>
       </w:tr>
@@ -2442,30 +2274,6 @@
                 <w:rFonts w:ascii="Calibri" w:hAnsi="Calibri" w:cs="Calibri"/>
               </w:rPr>
             </w:pPr>
-            <w:r>
-              <w:rPr>
-                <w:rFonts w:ascii="Calibri" w:hAnsi="Calibri" w:cs="Calibri"/>
-              </w:rPr>
-              <w:t xml:space="preserve">Goals, Key </w:t>
-            </w:r>
-            <w:r>
-              <w:rPr>
-                <w:rFonts w:ascii="Calibri" w:hAnsi="Calibri" w:cs="Calibri"/>
-              </w:rPr>
-              <w:t>C</w:t>
-            </w:r>
-            <w:r>
-              <w:rPr>
-                <w:rFonts w:ascii="Calibri" w:hAnsi="Calibri" w:cs="Calibri"/>
-              </w:rPr>
-              <w:t>hallenge</w:t>
-            </w:r>
-            <w:r>
-              <w:rPr>
-                <w:rFonts w:ascii="Calibri" w:hAnsi="Calibri" w:cs="Calibri"/>
-              </w:rPr>
-              <w:t>s</w:t>
-            </w:r>
           </w:p>
         </w:tc>
         <w:tc>
@@ -2479,12 +2287,6 @@
                 <w:rFonts w:ascii="Calibri" w:hAnsi="Calibri" w:cs="Calibri"/>
               </w:rPr>
             </w:pPr>
-            <w:r>
-              <w:rPr>
-                <w:rFonts w:ascii="Calibri" w:hAnsi="Calibri" w:cs="Calibri"/>
-              </w:rPr>
-              <w:t>Kylie</w:t>
-            </w:r>
           </w:p>
         </w:tc>
         <w:tc>
@@ -2497,12 +2299,6 @@
                 <w:rFonts w:ascii="Calibri" w:hAnsi="Calibri" w:cs="Calibri"/>
               </w:rPr>
             </w:pPr>
-            <w:r>
-              <w:rPr>
-                <w:rFonts w:ascii="Calibri" w:hAnsi="Calibri" w:cs="Calibri"/>
-              </w:rPr>
-              <w:t>23/10/2025</w:t>
-            </w:r>
           </w:p>
         </w:tc>
       </w:tr>
@@ -2631,397 +2427,8 @@
             <w:pPr>
               <w:rPr>
                 <w:rFonts w:ascii="Calibri" w:hAnsi="Calibri" w:cs="Calibri"/>
-                <w:b/>
-                <w:bCs/>
-              </w:rPr>
-            </w:pPr>
-            <w:r>
-              <w:rPr>
-                <w:rFonts w:ascii="Calibri" w:hAnsi="Calibri" w:cs="Calibri"/>
-                <w:b/>
-                <w:bCs/>
-              </w:rPr>
-              <w:t xml:space="preserve">Recap of the Client Meeting </w:t>
-            </w:r>
-            <w:r>
-              <w:rPr>
-                <w:rFonts w:ascii="Calibri" w:hAnsi="Calibri" w:cs="Calibri"/>
-                <w:b/>
-                <w:bCs/>
-              </w:rPr>
-              <w:t>Feedback</w:t>
-            </w:r>
-            <w:r>
-              <w:rPr>
-                <w:rFonts w:ascii="Calibri" w:hAnsi="Calibri" w:cs="Calibri"/>
-                <w:b/>
-                <w:bCs/>
-              </w:rPr>
-              <w:t>:</w:t>
-            </w:r>
-          </w:p>
-          <w:p>
-            <w:pPr>
-              <w:rPr>
-                <w:rFonts w:ascii="Calibri" w:hAnsi="Calibri" w:cs="Calibri"/>
-                <w:b/>
-                <w:bCs/>
-              </w:rPr>
-            </w:pPr>
-            <w:r>
-              <w:rPr>
-                <w:rFonts w:ascii="Calibri" w:hAnsi="Calibri" w:cs="Calibri"/>
-                <w:b/>
-                <w:bCs/>
-              </w:rPr>
-              <w:t xml:space="preserve">Poster: </w:t>
-            </w:r>
-          </w:p>
-          <w:p>
-            <w:pPr>
-              <w:numPr>
-                <w:ilvl w:val="0"/>
-                <w:numId w:val="31"/>
-              </w:numPr>
-              <w:rPr>
-                <w:rFonts w:ascii="Calibri" w:hAnsi="Calibri" w:cs="Calibri"/>
-              </w:rPr>
-            </w:pPr>
-            <w:r>
-              <w:rPr>
-                <w:rFonts w:ascii="Calibri" w:hAnsi="Calibri" w:cs="Calibri"/>
-              </w:rPr>
-              <w:t>Background to be kept very short,</w:t>
-            </w:r>
-          </w:p>
-          <w:p>
-            <w:pPr>
-              <w:numPr>
-                <w:ilvl w:val="0"/>
-                <w:numId w:val="31"/>
-              </w:numPr>
-              <w:rPr>
-                <w:rFonts w:ascii="Calibri" w:hAnsi="Calibri" w:cs="Calibri"/>
-              </w:rPr>
-            </w:pPr>
-            <w:r>
-              <w:rPr>
-                <w:rFonts w:ascii="Calibri" w:hAnsi="Calibri" w:cs="Calibri"/>
-              </w:rPr>
-              <w:t>Rationale should only be one sentence,</w:t>
-            </w:r>
-          </w:p>
-          <w:p>
-            <w:pPr>
-              <w:numPr>
-                <w:ilvl w:val="0"/>
-                <w:numId w:val="31"/>
-              </w:numPr>
-              <w:rPr>
-                <w:rFonts w:ascii="Calibri" w:hAnsi="Calibri" w:cs="Calibri"/>
-              </w:rPr>
-            </w:pPr>
-            <w:r>
-              <w:rPr>
-                <w:rFonts w:ascii="Calibri" w:hAnsi="Calibri" w:cs="Calibri"/>
-              </w:rPr>
-              <w:t>Goals should come first before the objective,</w:t>
-            </w:r>
-          </w:p>
-          <w:p>
-            <w:pPr>
-              <w:numPr>
-                <w:ilvl w:val="0"/>
-                <w:numId w:val="31"/>
-              </w:numPr>
-              <w:rPr>
-                <w:rFonts w:ascii="Calibri" w:hAnsi="Calibri" w:cs="Calibri"/>
-              </w:rPr>
-            </w:pPr>
-            <w:r>
-              <w:rPr>
-                <w:rFonts w:ascii="Calibri" w:hAnsi="Calibri" w:cs="Calibri"/>
-              </w:rPr>
-              <w:t>Objective should talk about the 3 OSes and the protocols, Packet Sizes, Performance metrics, and 10 runs for each evaluation.,</w:t>
-            </w:r>
-          </w:p>
-          <w:p>
-            <w:pPr>
-              <w:numPr>
-                <w:ilvl w:val="0"/>
-                <w:numId w:val="31"/>
-              </w:numPr>
-              <w:rPr>
-                <w:rFonts w:ascii="Calibri" w:hAnsi="Calibri" w:cs="Calibri"/>
-              </w:rPr>
-            </w:pPr>
-            <w:r>
-              <w:rPr>
-                <w:rFonts w:ascii="Calibri" w:hAnsi="Calibri" w:cs="Calibri"/>
-              </w:rPr>
-              <w:t>Remove Project Impact and replace with Functional/ Non-Functional Requirements,</w:t>
-            </w:r>
-          </w:p>
-          <w:p>
-            <w:pPr>
-              <w:rPr>
-                <w:rFonts w:ascii="Calibri" w:hAnsi="Calibri" w:cs="Calibri"/>
-                <w:b/>
-                <w:bCs/>
-              </w:rPr>
-            </w:pPr>
-            <w:r>
-              <w:rPr>
-                <w:rFonts w:ascii="Calibri" w:hAnsi="Calibri" w:cs="Calibri"/>
-                <w:b/>
-                <w:bCs/>
-              </w:rPr>
-              <w:t>Project Methodology</w:t>
-            </w:r>
-          </w:p>
-          <w:p>
-            <w:pPr>
-              <w:numPr>
-                <w:ilvl w:val="0"/>
-                <w:numId w:val="31"/>
-              </w:numPr>
-              <w:rPr>
-                <w:rFonts w:ascii="Calibri" w:hAnsi="Calibri" w:cs="Calibri"/>
-              </w:rPr>
-            </w:pPr>
-            <w:r>
-              <w:rPr>
-                <w:rFonts w:ascii="Calibri" w:hAnsi="Calibri" w:cs="Calibri"/>
-              </w:rPr>
-              <w:t>Minimal talking and possible assign Two People to talk three phases each</w:t>
-            </w:r>
-          </w:p>
-          <w:p>
-            <w:pPr>
-              <w:numPr>
-                <w:ilvl w:val="1"/>
-                <w:numId w:val="31"/>
-              </w:numPr>
-              <w:rPr>
-                <w:rFonts w:ascii="Calibri" w:hAnsi="Calibri" w:cs="Calibri"/>
-              </w:rPr>
-            </w:pPr>
-            <w:r>
-              <w:rPr>
-                <w:rFonts w:ascii="Calibri" w:hAnsi="Calibri" w:cs="Calibri"/>
-              </w:rPr>
-              <w:t>Possibly incorporate the explanation of phases with the</w:t>
-            </w:r>
-            <w:r>
-              <w:rPr>
-                <w:rFonts w:ascii="Calibri" w:hAnsi="Calibri" w:cs="Calibri"/>
-              </w:rPr>
-              <w:t xml:space="preserve"> Boxes in the Figure</w:t>
-            </w:r>
-            <w:r>
-              <w:rPr>
-                <w:rFonts w:ascii="Calibri" w:hAnsi="Calibri" w:cs="Calibri"/>
-              </w:rPr>
-              <w:t>,</w:t>
-            </w:r>
-          </w:p>
-          <w:p>
-            <w:pPr>
-              <w:numPr>
-                <w:ilvl w:val="0"/>
-                <w:numId w:val="31"/>
-              </w:numPr>
-              <w:rPr>
-                <w:rFonts w:ascii="Calibri" w:hAnsi="Calibri" w:cs="Calibri"/>
-              </w:rPr>
-            </w:pPr>
-            <w:r>
-              <w:rPr>
-                <w:rFonts w:ascii="Calibri" w:hAnsi="Calibri" w:cs="Calibri"/>
-              </w:rPr>
-              <w:t>QA should only talk about in high level,</w:t>
-            </w:r>
-          </w:p>
-          <w:p>
-            <w:pPr>
-              <w:numPr>
-                <w:ilvl w:val="0"/>
-                <w:numId w:val="31"/>
-              </w:numPr>
-              <w:rPr>
-                <w:rFonts w:ascii="Calibri" w:hAnsi="Calibri" w:cs="Calibri"/>
-              </w:rPr>
-            </w:pPr>
-            <w:r>
-              <w:rPr>
-                <w:rFonts w:ascii="Calibri" w:hAnsi="Calibri" w:cs="Calibri"/>
-              </w:rPr>
-              <w:t>Just talk about the key challenges briefly (No need to explain deeply),</w:t>
-            </w:r>
-          </w:p>
-          <w:p>
-            <w:pPr>
-              <w:rPr>
-                <w:rFonts w:ascii="Calibri" w:hAnsi="Calibri" w:cs="Calibri"/>
-              </w:rPr>
-            </w:pPr>
-            <w:r>
-              <w:rPr>
-                <w:rFonts w:ascii="Calibri" w:hAnsi="Calibri" w:cs="Calibri"/>
-                <w:b/>
-                <w:bCs/>
-              </w:rPr>
-              <w:t>Artefacts</w:t>
-            </w:r>
-            <w:r>
-              <w:rPr>
-                <w:rFonts w:ascii="Calibri" w:hAnsi="Calibri" w:cs="Calibri"/>
-              </w:rPr>
-              <w:t>:</w:t>
-            </w:r>
-          </w:p>
-          <w:p>
-            <w:pPr>
-              <w:numPr>
-                <w:ilvl w:val="1"/>
-                <w:numId w:val="31"/>
-              </w:numPr>
-              <w:rPr>
-                <w:rFonts w:ascii="Calibri" w:hAnsi="Calibri" w:cs="Calibri"/>
-              </w:rPr>
-            </w:pPr>
-            <w:r>
-              <w:rPr>
-                <w:rFonts w:ascii="Calibri" w:hAnsi="Calibri" w:cs="Calibri"/>
-              </w:rPr>
-              <w:lastRenderedPageBreak/>
-              <w:t>Do not need to talk about the Graphs deeply Unless the audience asks</w:t>
-            </w:r>
-          </w:p>
-          <w:p>
-            <w:pPr>
-              <w:rPr>
-                <w:rFonts w:ascii="Calibri" w:hAnsi="Calibri" w:cs="Calibri"/>
-                <w:b/>
-                <w:bCs/>
-              </w:rPr>
-            </w:pPr>
-            <w:r>
-              <w:rPr>
-                <w:rFonts w:ascii="Calibri" w:hAnsi="Calibri" w:cs="Calibri"/>
-                <w:b/>
-                <w:bCs/>
-              </w:rPr>
-              <w:t>Lesson Learnt:</w:t>
-            </w:r>
-          </w:p>
-          <w:p>
-            <w:pPr>
-              <w:numPr>
-                <w:ilvl w:val="0"/>
-                <w:numId w:val="33"/>
-              </w:numPr>
-              <w:rPr>
-                <w:rFonts w:ascii="Calibri" w:hAnsi="Calibri" w:cs="Calibri"/>
-              </w:rPr>
-            </w:pPr>
-            <w:r>
-              <w:rPr>
-                <w:rFonts w:ascii="Calibri" w:hAnsi="Calibri" w:cs="Calibri"/>
-              </w:rPr>
-              <w:t xml:space="preserve">Remove </w:t>
-            </w:r>
-            <w:r>
-              <w:rPr>
-                <w:rFonts w:ascii="Calibri" w:hAnsi="Calibri" w:cs="Calibri"/>
-              </w:rPr>
-              <w:t xml:space="preserve">Communication </w:t>
-            </w:r>
-          </w:p>
-          <w:p>
-            <w:pPr>
-              <w:numPr>
-                <w:ilvl w:val="1"/>
-                <w:numId w:val="31"/>
-              </w:numPr>
-              <w:rPr>
-                <w:rFonts w:ascii="Calibri" w:hAnsi="Calibri" w:cs="Calibri"/>
-              </w:rPr>
-            </w:pPr>
-            <w:r>
-              <w:rPr>
-                <w:rFonts w:ascii="Calibri" w:hAnsi="Calibri" w:cs="Calibri"/>
-              </w:rPr>
-              <w:t>Talk about the importance of Project methodology,</w:t>
-            </w:r>
-          </w:p>
-          <w:p>
-            <w:pPr>
-              <w:numPr>
-                <w:ilvl w:val="1"/>
-                <w:numId w:val="31"/>
-              </w:numPr>
-              <w:rPr>
-                <w:rFonts w:ascii="Calibri" w:hAnsi="Calibri" w:cs="Calibri"/>
-              </w:rPr>
-            </w:pPr>
-            <w:r>
-              <w:rPr>
-                <w:rFonts w:ascii="Calibri" w:hAnsi="Calibri" w:cs="Calibri"/>
-              </w:rPr>
-              <w:t>BE BRIEF (Key lessons learnt)</w:t>
-            </w:r>
-          </w:p>
-          <w:p>
-            <w:pPr>
-              <w:numPr>
-                <w:ilvl w:val="0"/>
-                <w:numId w:val="32"/>
-              </w:numPr>
-              <w:rPr>
-                <w:rFonts w:ascii="Calibri" w:hAnsi="Calibri" w:cs="Calibri"/>
-              </w:rPr>
-            </w:pPr>
-            <w:r>
-              <w:rPr>
-                <w:rFonts w:ascii="Calibri" w:hAnsi="Calibri" w:cs="Calibri"/>
-              </w:rPr>
-              <w:t>Ensure QR Code can be clearly seen (change background of it to not blend with the original background),</w:t>
-            </w:r>
-          </w:p>
-          <w:p>
-            <w:pPr>
-              <w:numPr>
-                <w:ilvl w:val="0"/>
-                <w:numId w:val="32"/>
-              </w:numPr>
-              <w:rPr>
-                <w:rFonts w:ascii="Calibri" w:hAnsi="Calibri" w:cs="Calibri"/>
-              </w:rPr>
-            </w:pPr>
-            <w:r>
-              <w:rPr>
-                <w:rFonts w:ascii="Calibri" w:hAnsi="Calibri" w:cs="Calibri"/>
-              </w:rPr>
-              <w:t>NOT TO USE TESTINGS but EVALUATION</w:t>
-            </w:r>
-          </w:p>
-          <w:p>
-            <w:pPr>
-              <w:numPr>
-                <w:ilvl w:val="0"/>
-                <w:numId w:val="32"/>
-              </w:numPr>
-              <w:rPr>
-                <w:rFonts w:ascii="Calibri" w:hAnsi="Calibri" w:cs="Calibri"/>
-              </w:rPr>
-            </w:pPr>
-            <w:r>
-              <w:rPr>
-                <w:rFonts w:ascii="Calibri" w:hAnsi="Calibri" w:cs="Calibri"/>
-              </w:rPr>
-              <w:t>Provide Labels for the Figures</w:t>
-            </w:r>
+              </w:rPr>
+            </w:pPr>
           </w:p>
         </w:tc>
       </w:tr>
@@ -3055,18 +2462,6 @@
                 <w:rFonts w:ascii="Calibri" w:hAnsi="Calibri" w:cs="Calibri"/>
               </w:rPr>
             </w:pPr>
-            <w:r>
-              <w:rPr>
-                <w:rFonts w:ascii="Calibri" w:hAnsi="Calibri" w:cs="Calibri"/>
-              </w:rPr>
-              <w:t>Delegated Tasks for changing the format of the Final Poster</w:t>
-            </w:r>
-            <w:r>
-              <w:rPr>
-                <w:rFonts w:ascii="Calibri" w:hAnsi="Calibri" w:cs="Calibri"/>
-              </w:rPr>
-              <w:t xml:space="preserve"> Sections and Layout. </w:t>
-            </w:r>
           </w:p>
         </w:tc>
       </w:tr>
@@ -3100,12 +2495,6 @@
                 <w:rFonts w:ascii="Calibri" w:hAnsi="Calibri" w:cs="Calibri"/>
               </w:rPr>
             </w:pPr>
-            <w:r>
-              <w:rPr>
-                <w:rFonts w:ascii="Calibri" w:hAnsi="Calibri" w:cs="Calibri"/>
-              </w:rPr>
-              <w:t xml:space="preserve">All Team members advised to shorten their script for the Presentation. </w:t>
-            </w:r>
           </w:p>
         </w:tc>
       </w:tr>
@@ -3139,30 +2528,6 @@
                 <w:rFonts w:ascii="Calibri" w:hAnsi="Calibri" w:cs="Calibri"/>
               </w:rPr>
             </w:pPr>
-            <w:r>
-              <w:rPr>
-                <w:rFonts w:ascii="Calibri" w:hAnsi="Calibri" w:cs="Calibri"/>
-              </w:rPr>
-              <w:t xml:space="preserve">Team members </w:t>
-            </w:r>
-            <w:r>
-              <w:rPr>
-                <w:rFonts w:ascii="Calibri" w:hAnsi="Calibri" w:cs="Calibri"/>
-              </w:rPr>
-              <w:t>are also</w:t>
-            </w:r>
-            <w:r>
-              <w:rPr>
-                <w:rFonts w:ascii="Calibri" w:hAnsi="Calibri" w:cs="Calibri"/>
-              </w:rPr>
-              <w:t xml:space="preserve"> encouraged to start working on the Individual Reflective Report </w:t>
-            </w:r>
-            <w:r>
-              <w:rPr>
-                <w:rFonts w:ascii="Calibri" w:hAnsi="Calibri" w:cs="Calibri"/>
-              </w:rPr>
-              <w:t xml:space="preserve">following the Mentor’s advice. </w:t>
-            </w:r>
           </w:p>
         </w:tc>
       </w:tr>
@@ -8097,6 +7462,7 @@
   <w:style w:type="character" w:default="1" w:styleId="DefaultParagraphFont">
     <w:name w:val="Default Paragraph Font"/>
     <w:uiPriority w:val="1"/>
+    <w:semiHidden/>
     <w:unhideWhenUsed/>
   </w:style>
   <w:style w:type="table" w:default="1" w:styleId="TableNormal">

--- a/03-Communication-and-Teamwork/Meetings/Minutes/Team-Meetings/Meeting Minutes 2025-10-28 (Team).docx
+++ b/03-Communication-and-Teamwork/Meetings/Minutes/Team-Meetings/Meeting Minutes 2025-10-28 (Team).docx
@@ -48,7 +48,7 @@
         <w:tc>
           <w:tcPr>
             <w:tcW w:w="2952" w:type="dxa"/>
-            <w:shd w:val="clear" w:color="auto" w:fill="D9D9D9"/>
+            <w:shd w:val="clear" w:color="auto" w:fill="D9D9D9" w:themeFill="background1" w:themeFillShade="D9"/>
             <w:vAlign w:val="center"/>
           </w:tcPr>
           <w:p>
@@ -78,7 +78,7 @@
           <w:tcPr>
             <w:tcW w:w="7038" w:type="dxa"/>
             <w:gridSpan w:val="2"/>
-            <w:shd w:val="clear" w:color="auto" w:fill="D9D9D9"/>
+            <w:shd w:val="clear" w:color="auto" w:fill="D9D9D9" w:themeFill="background1" w:themeFillShade="D9"/>
             <w:vAlign w:val="center"/>
           </w:tcPr>
           <w:p>
@@ -102,7 +102,7 @@
         <w:tc>
           <w:tcPr>
             <w:tcW w:w="2952" w:type="dxa"/>
-            <w:shd w:val="clear" w:color="auto" w:fill="D9D9D9"/>
+            <w:shd w:val="clear" w:color="auto" w:fill="D9D9D9" w:themeFill="background1" w:themeFillShade="D9"/>
             <w:vAlign w:val="center"/>
           </w:tcPr>
           <w:p>
@@ -125,7 +125,7 @@
           <w:tcPr>
             <w:tcW w:w="7038" w:type="dxa"/>
             <w:gridSpan w:val="2"/>
-            <w:shd w:val="clear" w:color="auto" w:fill="D9D9D9"/>
+            <w:shd w:val="clear" w:color="auto" w:fill="D9D9D9" w:themeFill="background1" w:themeFillShade="D9"/>
             <w:vAlign w:val="center"/>
           </w:tcPr>
           <w:p>
@@ -151,7 +151,7 @@
         <w:tc>
           <w:tcPr>
             <w:tcW w:w="2952" w:type="dxa"/>
-            <w:shd w:val="clear" w:color="auto" w:fill="D9D9D9"/>
+            <w:shd w:val="clear" w:color="auto" w:fill="D9D9D9" w:themeFill="background1" w:themeFillShade="D9"/>
             <w:vAlign w:val="center"/>
           </w:tcPr>
           <w:p>
@@ -181,7 +181,7 @@
           <w:tcPr>
             <w:tcW w:w="7038" w:type="dxa"/>
             <w:gridSpan w:val="2"/>
-            <w:shd w:val="clear" w:color="auto" w:fill="D9D9D9"/>
+            <w:shd w:val="clear" w:color="auto" w:fill="D9D9D9" w:themeFill="background1" w:themeFillShade="D9"/>
             <w:vAlign w:val="center"/>
           </w:tcPr>
           <w:p>
@@ -269,6 +269,7 @@
               <w:rPr>
                 <w:rFonts w:ascii="Calibri" w:hAnsi="Calibri" w:cs="Calibri"/>
                 <w:b/>
+                <w:bCs/>
               </w:rPr>
             </w:pPr>
             <w:r>
@@ -291,7 +292,7 @@
               <w:rPr>
                 <w:rFonts w:ascii="Calibri" w:hAnsi="Calibri" w:cs="Calibri"/>
               </w:rPr>
-              <w:t>Voice Call</w:t>
+              <w:t>Online</w:t>
             </w:r>
           </w:p>
         </w:tc>
@@ -379,19 +380,7 @@
               <w:rPr>
                 <w:rFonts w:ascii="Calibri" w:hAnsi="Calibri" w:cs="Calibri"/>
               </w:rPr>
-              <w:t>5</w:t>
-            </w:r>
-            <w:r>
-              <w:rPr>
-                <w:rFonts w:ascii="Calibri" w:hAnsi="Calibri" w:cs="Calibri"/>
-              </w:rPr>
-              <w:t>:00</w:t>
-            </w:r>
-            <w:r>
-              <w:rPr>
-                <w:rFonts w:ascii="Calibri" w:hAnsi="Calibri" w:cs="Calibri"/>
-              </w:rPr>
-              <w:t>pm</w:t>
+              <w:t>11:30am</w:t>
             </w:r>
             <w:r>
               <w:rPr>
@@ -472,7 +461,14 @@
                 <w:rFonts w:ascii="Calibri" w:hAnsi="Calibri" w:cs="Calibri"/>
                 <w:bCs/>
               </w:rPr>
-              <w:t>1.0</w:t>
+              <w:t>1.</w:t>
+            </w:r>
+            <w:r>
+              <w:rPr>
+                <w:rFonts w:ascii="Calibri" w:hAnsi="Calibri" w:cs="Calibri"/>
+                <w:bCs/>
+              </w:rPr>
+              <w:t>1</w:t>
             </w:r>
           </w:p>
         </w:tc>
@@ -558,16 +554,16 @@
         <w:tblLook w:val="01E0" w:firstRow="1" w:lastRow="1" w:firstColumn="1" w:lastColumn="1" w:noHBand="0" w:noVBand="0"/>
       </w:tblPr>
       <w:tblGrid>
-        <w:gridCol w:w="4995"/>
-        <w:gridCol w:w="945"/>
-        <w:gridCol w:w="4050"/>
+        <w:gridCol w:w="5940"/>
+        <w:gridCol w:w="14"/>
+        <w:gridCol w:w="4036"/>
       </w:tblGrid>
       <w:tr>
         <w:tc>
           <w:tcPr>
             <w:tcW w:w="9990" w:type="dxa"/>
             <w:gridSpan w:val="3"/>
-            <w:shd w:val="clear" w:color="auto" w:fill="D9D9D9"/>
+            <w:shd w:val="clear" w:color="auto" w:fill="D9D9D9" w:themeFill="background1" w:themeFillShade="D9"/>
             <w:vAlign w:val="center"/>
           </w:tcPr>
           <w:p>
@@ -591,7 +587,6 @@
         <w:tc>
           <w:tcPr>
             <w:tcW w:w="5940" w:type="dxa"/>
-            <w:gridSpan w:val="2"/>
             <w:vAlign w:val="center"/>
           </w:tcPr>
           <w:p>
@@ -617,6 +612,7 @@
         <w:tc>
           <w:tcPr>
             <w:tcW w:w="4050" w:type="dxa"/>
+            <w:gridSpan w:val="2"/>
             <w:vAlign w:val="center"/>
           </w:tcPr>
           <w:p>
@@ -644,26 +640,26 @@
         <w:tc>
           <w:tcPr>
             <w:tcW w:w="5940" w:type="dxa"/>
+            <w:vAlign w:val="center"/>
+          </w:tcPr>
+          <w:p>
+            <w:pPr>
+              <w:rPr>
+                <w:rFonts w:ascii="Calibri" w:hAnsi="Calibri" w:cs="Calibri"/>
+              </w:rPr>
+            </w:pPr>
+            <w:r>
+              <w:rPr>
+                <w:rFonts w:ascii="Calibri" w:hAnsi="Calibri" w:cs="Calibri"/>
+              </w:rPr>
+              <w:t>Thomas Robinson</w:t>
+            </w:r>
+          </w:p>
+        </w:tc>
+        <w:tc>
+          <w:tcPr>
+            <w:tcW w:w="4050" w:type="dxa"/>
             <w:gridSpan w:val="2"/>
-            <w:vAlign w:val="center"/>
-          </w:tcPr>
-          <w:p>
-            <w:pPr>
-              <w:rPr>
-                <w:rFonts w:ascii="Calibri" w:hAnsi="Calibri" w:cs="Calibri"/>
-              </w:rPr>
-            </w:pPr>
-            <w:r>
-              <w:rPr>
-                <w:rFonts w:ascii="Calibri" w:hAnsi="Calibri" w:cs="Calibri"/>
-              </w:rPr>
-              <w:t>Thomas Robinson</w:t>
-            </w:r>
-          </w:p>
-        </w:tc>
-        <w:tc>
-          <w:tcPr>
-            <w:tcW w:w="4050" w:type="dxa"/>
             <w:vAlign w:val="center"/>
           </w:tcPr>
           <w:p>
@@ -691,25 +687,25 @@
         <w:tc>
           <w:tcPr>
             <w:tcW w:w="5940" w:type="dxa"/>
+          </w:tcPr>
+          <w:p>
+            <w:pPr>
+              <w:rPr>
+                <w:rFonts w:ascii="Calibri" w:hAnsi="Calibri" w:cs="Calibri"/>
+              </w:rPr>
+            </w:pPr>
+            <w:r>
+              <w:rPr>
+                <w:rFonts w:ascii="Calibri" w:hAnsi="Calibri" w:cs="Calibri"/>
+              </w:rPr>
+              <w:t>Win Phyo</w:t>
+            </w:r>
+          </w:p>
+        </w:tc>
+        <w:tc>
+          <w:tcPr>
+            <w:tcW w:w="4050" w:type="dxa"/>
             <w:gridSpan w:val="2"/>
-          </w:tcPr>
-          <w:p>
-            <w:pPr>
-              <w:rPr>
-                <w:rFonts w:ascii="Calibri" w:hAnsi="Calibri" w:cs="Calibri"/>
-              </w:rPr>
-            </w:pPr>
-            <w:r>
-              <w:rPr>
-                <w:rFonts w:ascii="Calibri" w:hAnsi="Calibri" w:cs="Calibri"/>
-              </w:rPr>
-              <w:t>Win Phyo</w:t>
-            </w:r>
-          </w:p>
-        </w:tc>
-        <w:tc>
-          <w:tcPr>
-            <w:tcW w:w="4050" w:type="dxa"/>
             <w:vAlign w:val="center"/>
           </w:tcPr>
           <w:p>
@@ -731,44 +727,38 @@
         <w:tc>
           <w:tcPr>
             <w:tcW w:w="5940" w:type="dxa"/>
+          </w:tcPr>
+          <w:p>
+            <w:pPr>
+              <w:rPr>
+                <w:rFonts w:ascii="Calibri" w:hAnsi="Calibri" w:cs="Calibri"/>
+              </w:rPr>
+            </w:pPr>
+            <w:r>
+              <w:rPr>
+                <w:rFonts w:ascii="Calibri" w:hAnsi="Calibri" w:cs="Calibri"/>
+              </w:rPr>
+              <w:t>Larissa Goh</w:t>
+            </w:r>
+          </w:p>
+        </w:tc>
+        <w:tc>
+          <w:tcPr>
+            <w:tcW w:w="4050" w:type="dxa"/>
             <w:gridSpan w:val="2"/>
-          </w:tcPr>
-          <w:p>
-            <w:pPr>
-              <w:rPr>
-                <w:rFonts w:ascii="Calibri" w:hAnsi="Calibri" w:cs="Calibri"/>
-              </w:rPr>
-            </w:pPr>
-            <w:r>
-              <w:rPr>
-                <w:rFonts w:ascii="Calibri" w:hAnsi="Calibri" w:cs="Calibri"/>
-              </w:rPr>
-              <w:t>Kylie Afable</w:t>
-            </w:r>
-          </w:p>
-        </w:tc>
-        <w:tc>
-          <w:tcPr>
-            <w:tcW w:w="4050" w:type="dxa"/>
-            <w:vAlign w:val="center"/>
-          </w:tcPr>
-          <w:p>
-            <w:pPr>
-              <w:rPr>
-                <w:rFonts w:ascii="Calibri" w:hAnsi="Calibri" w:cs="Calibri"/>
-              </w:rPr>
-            </w:pPr>
-            <w:r>
-              <w:rPr>
-                <w:rFonts w:ascii="Calibri" w:hAnsi="Calibri" w:cs="Calibri"/>
-              </w:rPr>
-              <w:t>Project M</w:t>
-            </w:r>
-            <w:r>
-              <w:rPr>
-                <w:rFonts w:ascii="Calibri" w:hAnsi="Calibri" w:cs="Calibri"/>
-              </w:rPr>
-              <w:t>ember</w:t>
+            <w:vAlign w:val="center"/>
+          </w:tcPr>
+          <w:p>
+            <w:pPr>
+              <w:rPr>
+                <w:rFonts w:ascii="Calibri" w:hAnsi="Calibri" w:cs="Calibri"/>
+              </w:rPr>
+            </w:pPr>
+            <w:r>
+              <w:rPr>
+                <w:rFonts w:ascii="Calibri" w:hAnsi="Calibri" w:cs="Calibri"/>
+              </w:rPr>
+              <w:t>Project Member</w:t>
             </w:r>
           </w:p>
         </w:tc>
@@ -777,25 +767,31 @@
         <w:tc>
           <w:tcPr>
             <w:tcW w:w="5940" w:type="dxa"/>
+          </w:tcPr>
+          <w:p>
+            <w:pPr>
+              <w:rPr>
+                <w:rFonts w:ascii="Calibri" w:eastAsia="Aptos" w:hAnsi="Calibri" w:cs="Calibri"/>
+              </w:rPr>
+            </w:pPr>
+            <w:r>
+              <w:rPr>
+                <w:rFonts w:ascii="Calibri" w:hAnsi="Calibri" w:cs="Calibri"/>
+              </w:rPr>
+              <w:t xml:space="preserve">Nathan </w:t>
+            </w:r>
+            <w:r>
+              <w:rPr>
+                <w:rFonts w:ascii="Calibri" w:hAnsi="Calibri" w:cs="Calibri"/>
+              </w:rPr>
+              <w:t>Quai Hoi</w:t>
+            </w:r>
+          </w:p>
+        </w:tc>
+        <w:tc>
+          <w:tcPr>
+            <w:tcW w:w="4050" w:type="dxa"/>
             <w:gridSpan w:val="2"/>
-          </w:tcPr>
-          <w:p>
-            <w:pPr>
-              <w:rPr>
-                <w:rFonts w:ascii="Calibri" w:hAnsi="Calibri" w:cs="Calibri"/>
-              </w:rPr>
-            </w:pPr>
-            <w:r>
-              <w:rPr>
-                <w:rFonts w:ascii="Calibri" w:hAnsi="Calibri" w:cs="Calibri"/>
-              </w:rPr>
-              <w:t>Zafar Azad</w:t>
-            </w:r>
-          </w:p>
-        </w:tc>
-        <w:tc>
-          <w:tcPr>
-            <w:tcW w:w="4050" w:type="dxa"/>
             <w:vAlign w:val="center"/>
           </w:tcPr>
           <w:p>
@@ -814,41 +810,29 @@
         </w:tc>
       </w:tr>
       <w:tr>
-        <w:tc>
-          <w:tcPr>
-            <w:tcW w:w="5940" w:type="dxa"/>
-            <w:gridSpan w:val="2"/>
-          </w:tcPr>
-          <w:p>
-            <w:pPr>
-              <w:rPr>
-                <w:rFonts w:ascii="Calibri" w:hAnsi="Calibri" w:cs="Calibri"/>
-              </w:rPr>
-            </w:pPr>
-            <w:r>
-              <w:rPr>
-                <w:rFonts w:ascii="Calibri" w:hAnsi="Calibri" w:cs="Calibri"/>
-              </w:rPr>
-              <w:t>Larissa Goh</w:t>
-            </w:r>
-          </w:p>
-        </w:tc>
-        <w:tc>
-          <w:tcPr>
-            <w:tcW w:w="4050" w:type="dxa"/>
-            <w:vAlign w:val="center"/>
-          </w:tcPr>
-          <w:p>
-            <w:pPr>
-              <w:rPr>
-                <w:rFonts w:ascii="Calibri" w:hAnsi="Calibri" w:cs="Calibri"/>
-              </w:rPr>
-            </w:pPr>
-            <w:r>
-              <w:rPr>
-                <w:rFonts w:ascii="Calibri" w:hAnsi="Calibri" w:cs="Calibri"/>
-              </w:rPr>
-              <w:t>Project Member</w:t>
+        <w:trPr>
+          <w:trHeight w:val="300"/>
+        </w:trPr>
+        <w:tc>
+          <w:tcPr>
+            <w:tcW w:w="9990" w:type="dxa"/>
+            <w:gridSpan w:val="3"/>
+            <w:shd w:val="clear" w:color="auto" w:fill="D9D9D9" w:themeFill="background1" w:themeFillShade="D9"/>
+            <w:vAlign w:val="center"/>
+          </w:tcPr>
+          <w:p>
+            <w:pPr>
+              <w:rPr>
+                <w:rFonts w:ascii="Calibri" w:hAnsi="Calibri" w:cs="Calibri"/>
+                <w:b/>
+              </w:rPr>
+            </w:pPr>
+            <w:r>
+              <w:rPr>
+                <w:rFonts w:ascii="Calibri" w:hAnsi="Calibri" w:cs="Calibri"/>
+                <w:b/>
+              </w:rPr>
+              <w:t>Absent</w:t>
             </w:r>
           </w:p>
         </w:tc>
@@ -856,118 +840,8 @@
       <w:tr>
         <w:tc>
           <w:tcPr>
-            <w:tcW w:w="5940" w:type="dxa"/>
+            <w:tcW w:w="5954" w:type="dxa"/>
             <w:gridSpan w:val="2"/>
-          </w:tcPr>
-          <w:p>
-            <w:pPr>
-              <w:rPr>
-                <w:rFonts w:ascii="Calibri" w:hAnsi="Calibri" w:cs="Calibri"/>
-              </w:rPr>
-            </w:pPr>
-            <w:r>
-              <w:rPr>
-                <w:rFonts w:ascii="Calibri" w:hAnsi="Calibri" w:cs="Calibri"/>
-              </w:rPr>
-              <w:t>Charmi Patel</w:t>
-            </w:r>
-          </w:p>
-        </w:tc>
-        <w:tc>
-          <w:tcPr>
-            <w:tcW w:w="4050" w:type="dxa"/>
-            <w:vAlign w:val="center"/>
-          </w:tcPr>
-          <w:p>
-            <w:pPr>
-              <w:rPr>
-                <w:rFonts w:ascii="Calibri" w:hAnsi="Calibri" w:cs="Calibri"/>
-              </w:rPr>
-            </w:pPr>
-            <w:r>
-              <w:rPr>
-                <w:rFonts w:ascii="Calibri" w:hAnsi="Calibri" w:cs="Calibri"/>
-              </w:rPr>
-              <w:t>Project Member</w:t>
-            </w:r>
-          </w:p>
-        </w:tc>
-      </w:tr>
-      <w:tr>
-        <w:tc>
-          <w:tcPr>
-            <w:tcW w:w="5940" w:type="dxa"/>
-            <w:gridSpan w:val="2"/>
-          </w:tcPr>
-          <w:p>
-            <w:pPr>
-              <w:rPr>
-                <w:rFonts w:ascii="Calibri" w:eastAsia="Aptos" w:hAnsi="Calibri" w:cs="Calibri"/>
-              </w:rPr>
-            </w:pPr>
-            <w:r>
-              <w:rPr>
-                <w:rFonts w:ascii="Calibri" w:hAnsi="Calibri" w:cs="Calibri"/>
-              </w:rPr>
-              <w:t xml:space="preserve">Nathan </w:t>
-            </w:r>
-            <w:r>
-              <w:rPr>
-                <w:rFonts w:ascii="Calibri" w:hAnsi="Calibri" w:cs="Calibri"/>
-              </w:rPr>
-              <w:t>Quai Hoi</w:t>
-            </w:r>
-          </w:p>
-        </w:tc>
-        <w:tc>
-          <w:tcPr>
-            <w:tcW w:w="4050" w:type="dxa"/>
-            <w:vAlign w:val="center"/>
-          </w:tcPr>
-          <w:p>
-            <w:pPr>
-              <w:rPr>
-                <w:rFonts w:ascii="Calibri" w:hAnsi="Calibri" w:cs="Calibri"/>
-              </w:rPr>
-            </w:pPr>
-            <w:r>
-              <w:rPr>
-                <w:rFonts w:ascii="Calibri" w:hAnsi="Calibri" w:cs="Calibri"/>
-              </w:rPr>
-              <w:t>Project Member</w:t>
-            </w:r>
-          </w:p>
-        </w:tc>
-      </w:tr>
-      <w:tr>
-        <w:tc>
-          <w:tcPr>
-            <w:tcW w:w="9990" w:type="dxa"/>
-            <w:gridSpan w:val="3"/>
-            <w:shd w:val="clear" w:color="auto" w:fill="D9D9D9"/>
-            <w:vAlign w:val="center"/>
-          </w:tcPr>
-          <w:p>
-            <w:pPr>
-              <w:rPr>
-                <w:rFonts w:ascii="Calibri" w:hAnsi="Calibri" w:cs="Calibri"/>
-                <w:b/>
-              </w:rPr>
-            </w:pPr>
-            <w:r>
-              <w:rPr>
-                <w:rFonts w:ascii="Calibri" w:hAnsi="Calibri" w:cs="Calibri"/>
-                <w:b/>
-              </w:rPr>
-              <w:t>Absent</w:t>
-            </w:r>
-          </w:p>
-        </w:tc>
-      </w:tr>
-      <w:tr>
-        <w:tc>
-          <w:tcPr>
-            <w:tcW w:w="4995" w:type="dxa"/>
             <w:vAlign w:val="center"/>
           </w:tcPr>
           <w:p>
@@ -990,8 +864,7 @@
         </w:tc>
         <w:tc>
           <w:tcPr>
-            <w:tcW w:w="4995" w:type="dxa"/>
-            <w:gridSpan w:val="2"/>
+            <w:tcW w:w="4036" w:type="dxa"/>
             <w:vAlign w:val="center"/>
           </w:tcPr>
           <w:p>
@@ -1016,21 +889,7 @@
       <w:tr>
         <w:tc>
           <w:tcPr>
-            <w:tcW w:w="4995" w:type="dxa"/>
-            <w:vAlign w:val="center"/>
-          </w:tcPr>
-          <w:p>
-            <w:pPr>
-              <w:rPr>
-                <w:rFonts w:ascii="Calibri" w:hAnsi="Calibri" w:cs="Calibri"/>
-                <w:iCs/>
-              </w:rPr>
-            </w:pPr>
-          </w:p>
-        </w:tc>
-        <w:tc>
-          <w:tcPr>
-            <w:tcW w:w="4995" w:type="dxa"/>
+            <w:tcW w:w="5954" w:type="dxa"/>
             <w:gridSpan w:val="2"/>
             <w:vAlign w:val="center"/>
           </w:tcPr>
@@ -1038,9 +897,121 @@
             <w:pPr>
               <w:rPr>
                 <w:rFonts w:ascii="Calibri" w:hAnsi="Calibri" w:cs="Calibri"/>
-                <w:iCs/>
-              </w:rPr>
-            </w:pPr>
+              </w:rPr>
+            </w:pPr>
+            <w:r>
+              <w:rPr>
+                <w:rFonts w:ascii="Calibri" w:hAnsi="Calibri" w:cs="Calibri"/>
+              </w:rPr>
+              <w:t>Zafar Azad</w:t>
+            </w:r>
+          </w:p>
+        </w:tc>
+        <w:tc>
+          <w:tcPr>
+            <w:tcW w:w="4036" w:type="dxa"/>
+            <w:vAlign w:val="center"/>
+          </w:tcPr>
+          <w:p>
+            <w:pPr>
+              <w:rPr>
+                <w:rFonts w:ascii="Calibri" w:hAnsi="Calibri" w:cs="Calibri"/>
+              </w:rPr>
+            </w:pPr>
+            <w:r>
+              <w:rPr>
+                <w:rFonts w:ascii="Calibri" w:hAnsi="Calibri" w:cs="Calibri"/>
+              </w:rPr>
+              <w:t>Project Member</w:t>
+            </w:r>
+          </w:p>
+        </w:tc>
+      </w:tr>
+      <w:tr>
+        <w:trPr>
+          <w:trHeight w:val="300"/>
+        </w:trPr>
+        <w:tc>
+          <w:tcPr>
+            <w:tcW w:w="5954" w:type="dxa"/>
+            <w:gridSpan w:val="2"/>
+            <w:vAlign w:val="center"/>
+          </w:tcPr>
+          <w:p>
+            <w:pPr>
+              <w:rPr>
+                <w:rFonts w:ascii="Calibri" w:hAnsi="Calibri" w:cs="Calibri"/>
+              </w:rPr>
+            </w:pPr>
+            <w:r>
+              <w:rPr>
+                <w:rFonts w:ascii="Calibri" w:hAnsi="Calibri" w:cs="Calibri"/>
+              </w:rPr>
+              <w:t>Kylie Afable</w:t>
+            </w:r>
+          </w:p>
+        </w:tc>
+        <w:tc>
+          <w:tcPr>
+            <w:tcW w:w="4036" w:type="dxa"/>
+            <w:vAlign w:val="center"/>
+          </w:tcPr>
+          <w:p>
+            <w:pPr>
+              <w:rPr>
+                <w:rFonts w:ascii="Calibri" w:hAnsi="Calibri" w:cs="Calibri"/>
+              </w:rPr>
+            </w:pPr>
+            <w:r>
+              <w:rPr>
+                <w:rFonts w:ascii="Calibri" w:hAnsi="Calibri" w:cs="Calibri"/>
+              </w:rPr>
+              <w:t>Project Member</w:t>
+            </w:r>
+          </w:p>
+        </w:tc>
+      </w:tr>
+      <w:tr>
+        <w:trPr>
+          <w:trHeight w:val="300"/>
+        </w:trPr>
+        <w:tc>
+          <w:tcPr>
+            <w:tcW w:w="5954" w:type="dxa"/>
+            <w:gridSpan w:val="2"/>
+            <w:vAlign w:val="center"/>
+          </w:tcPr>
+          <w:p>
+            <w:pPr>
+              <w:rPr>
+                <w:rFonts w:ascii="Calibri" w:hAnsi="Calibri" w:cs="Calibri"/>
+              </w:rPr>
+            </w:pPr>
+            <w:r>
+              <w:rPr>
+                <w:rFonts w:ascii="Calibri" w:hAnsi="Calibri" w:cs="Calibri"/>
+              </w:rPr>
+              <w:t>Charmi Patel</w:t>
+            </w:r>
+          </w:p>
+        </w:tc>
+        <w:tc>
+          <w:tcPr>
+            <w:tcW w:w="4036" w:type="dxa"/>
+            <w:vAlign w:val="center"/>
+          </w:tcPr>
+          <w:p>
+            <w:pPr>
+              <w:rPr>
+                <w:rFonts w:ascii="Calibri" w:hAnsi="Calibri" w:cs="Calibri"/>
+              </w:rPr>
+            </w:pPr>
+            <w:r>
+              <w:rPr>
+                <w:rFonts w:ascii="Calibri" w:hAnsi="Calibri" w:cs="Calibri"/>
+              </w:rPr>
+              <w:t>Project Member</w:t>
+            </w:r>
           </w:p>
         </w:tc>
       </w:tr>
@@ -1805,15 +1776,15 @@
       </w:tblPr>
       <w:tblGrid>
         <w:gridCol w:w="540"/>
-        <w:gridCol w:w="5400"/>
-        <w:gridCol w:w="1530"/>
-        <w:gridCol w:w="2520"/>
+        <w:gridCol w:w="3713"/>
+        <w:gridCol w:w="2126"/>
+        <w:gridCol w:w="3611"/>
       </w:tblGrid>
       <w:tr>
         <w:tc>
           <w:tcPr>
             <w:tcW w:w="540" w:type="dxa"/>
-            <w:shd w:val="clear" w:color="auto" w:fill="D9D9D9"/>
+            <w:shd w:val="clear" w:color="auto" w:fill="D9D9D9" w:themeFill="background1" w:themeFillShade="D9"/>
           </w:tcPr>
           <w:p>
             <w:pPr>
@@ -1833,8 +1804,8 @@
         </w:tc>
         <w:tc>
           <w:tcPr>
-            <w:tcW w:w="5400" w:type="dxa"/>
-            <w:shd w:val="clear" w:color="auto" w:fill="D9D9D9"/>
+            <w:tcW w:w="3713" w:type="dxa"/>
+            <w:shd w:val="clear" w:color="auto" w:fill="D9D9D9" w:themeFill="background1" w:themeFillShade="D9"/>
           </w:tcPr>
           <w:p>
             <w:pPr>
@@ -1854,8 +1825,8 @@
         </w:tc>
         <w:tc>
           <w:tcPr>
-            <w:tcW w:w="1530" w:type="dxa"/>
-            <w:shd w:val="clear" w:color="auto" w:fill="D9D9D9"/>
+            <w:tcW w:w="2126" w:type="dxa"/>
+            <w:shd w:val="clear" w:color="auto" w:fill="D9D9D9" w:themeFill="background1" w:themeFillShade="D9"/>
           </w:tcPr>
           <w:p>
             <w:pPr>
@@ -1875,8 +1846,8 @@
         </w:tc>
         <w:tc>
           <w:tcPr>
-            <w:tcW w:w="2520" w:type="dxa"/>
-            <w:shd w:val="clear" w:color="auto" w:fill="D9D9D9"/>
+            <w:tcW w:w="3611" w:type="dxa"/>
+            <w:shd w:val="clear" w:color="auto" w:fill="D9D9D9" w:themeFill="background1" w:themeFillShade="D9"/>
           </w:tcPr>
           <w:p>
             <w:pPr>
@@ -1899,7 +1870,6 @@
         <w:tc>
           <w:tcPr>
             <w:tcW w:w="540" w:type="dxa"/>
-            <w:vAlign w:val="center"/>
           </w:tcPr>
           <w:p>
             <w:pPr>
@@ -1916,41 +1886,70 @@
         </w:tc>
         <w:tc>
           <w:tcPr>
-            <w:tcW w:w="5400" w:type="dxa"/>
-            <w:vAlign w:val="center"/>
-          </w:tcPr>
-          <w:p>
-            <w:pPr>
-              <w:rPr>
-                <w:rFonts w:ascii="Calibri" w:hAnsi="Calibri" w:cs="Calibri"/>
-              </w:rPr>
-            </w:pPr>
-          </w:p>
-        </w:tc>
-        <w:tc>
-          <w:tcPr>
-            <w:tcW w:w="1530" w:type="dxa"/>
-            <w:vAlign w:val="center"/>
-          </w:tcPr>
-          <w:p>
-            <w:pPr>
-              <w:rPr>
-                <w:rFonts w:ascii="Calibri" w:hAnsi="Calibri" w:cs="Calibri"/>
-              </w:rPr>
-            </w:pPr>
-          </w:p>
-        </w:tc>
-        <w:tc>
-          <w:tcPr>
-            <w:tcW w:w="2520" w:type="dxa"/>
-            <w:vAlign w:val="center"/>
-          </w:tcPr>
-          <w:p>
-            <w:pPr>
-              <w:rPr>
-                <w:rFonts w:ascii="Calibri" w:hAnsi="Calibri" w:cs="Calibri"/>
-              </w:rPr>
-            </w:pPr>
+            <w:tcW w:w="3713" w:type="dxa"/>
+          </w:tcPr>
+          <w:p>
+            <w:pPr>
+              <w:rPr>
+                <w:rFonts w:ascii="Calibri" w:eastAsia="Calibri" w:hAnsi="Calibri" w:cs="Calibri"/>
+              </w:rPr>
+            </w:pPr>
+            <w:r>
+              <w:rPr>
+                <w:rFonts w:ascii="Calibri" w:eastAsia="Calibri" w:hAnsi="Calibri" w:cs="Calibri"/>
+                <w:color w:val="000000" w:themeColor="text1"/>
+              </w:rPr>
+              <w:t>Individual Reflective Report</w:t>
+            </w:r>
+          </w:p>
+        </w:tc>
+        <w:tc>
+          <w:tcPr>
+            <w:tcW w:w="2126" w:type="dxa"/>
+          </w:tcPr>
+          <w:p>
+            <w:pPr>
+              <w:rPr>
+                <w:rFonts w:ascii="Calibri" w:hAnsi="Calibri" w:cs="Calibri"/>
+              </w:rPr>
+            </w:pPr>
+            <w:r>
+              <w:rPr>
+                <w:rFonts w:ascii="Calibri" w:hAnsi="Calibri" w:cs="Calibri"/>
+              </w:rPr>
+              <w:t>All team members</w:t>
+            </w:r>
+          </w:p>
+        </w:tc>
+        <w:tc>
+          <w:tcPr>
+            <w:tcW w:w="3611" w:type="dxa"/>
+            <w:vAlign w:val="center"/>
+          </w:tcPr>
+          <w:p>
+            <w:pPr>
+              <w:rPr>
+                <w:rFonts w:ascii="Calibri" w:hAnsi="Calibri" w:cs="Calibri"/>
+              </w:rPr>
+            </w:pPr>
+            <w:r>
+              <w:rPr>
+                <w:rFonts w:ascii="Calibri" w:hAnsi="Calibri" w:cs="Calibri"/>
+              </w:rPr>
+              <w:t>31/10</w:t>
+            </w:r>
+            <w:r>
+              <w:rPr>
+                <w:rFonts w:ascii="Calibri" w:hAnsi="Calibri" w:cs="Calibri"/>
+              </w:rPr>
+              <w:t>/2025</w:t>
+            </w:r>
+            <w:r>
+              <w:rPr>
+                <w:rFonts w:ascii="Calibri" w:hAnsi="Calibri" w:cs="Calibri"/>
+              </w:rPr>
+              <w:t xml:space="preserve"> (Extended with SCA)</w:t>
+            </w:r>
           </w:p>
         </w:tc>
       </w:tr>
@@ -1958,7 +1957,6 @@
         <w:tc>
           <w:tcPr>
             <w:tcW w:w="540" w:type="dxa"/>
-            <w:vAlign w:val="center"/>
           </w:tcPr>
           <w:p>
             <w:pPr>
@@ -1975,40 +1973,68 @@
         </w:tc>
         <w:tc>
           <w:tcPr>
-            <w:tcW w:w="5400" w:type="dxa"/>
-            <w:vAlign w:val="center"/>
-          </w:tcPr>
-          <w:p>
-            <w:pPr>
-              <w:rPr>
-                <w:rFonts w:ascii="Calibri" w:hAnsi="Calibri" w:cs="Calibri"/>
-              </w:rPr>
-            </w:pPr>
-          </w:p>
-        </w:tc>
-        <w:tc>
-          <w:tcPr>
-            <w:tcW w:w="1530" w:type="dxa"/>
-            <w:vAlign w:val="center"/>
-          </w:tcPr>
-          <w:p>
-            <w:pPr>
-              <w:rPr>
-                <w:rFonts w:ascii="Calibri" w:hAnsi="Calibri" w:cs="Calibri"/>
-              </w:rPr>
-            </w:pPr>
-          </w:p>
-        </w:tc>
-        <w:tc>
-          <w:tcPr>
-            <w:tcW w:w="2520" w:type="dxa"/>
-          </w:tcPr>
-          <w:p>
-            <w:pPr>
-              <w:rPr>
-                <w:rFonts w:ascii="Calibri" w:hAnsi="Calibri" w:cs="Calibri"/>
-              </w:rPr>
-            </w:pPr>
+            <w:tcW w:w="3713" w:type="dxa"/>
+          </w:tcPr>
+          <w:p>
+            <w:r>
+              <w:rPr>
+                <w:rFonts w:ascii="Calibri" w:eastAsia="Calibri" w:hAnsi="Calibri" w:cs="Calibri"/>
+                <w:color w:val="000000" w:themeColor="text1"/>
+              </w:rPr>
+              <w:t xml:space="preserve">Organising the Portfolio Folders </w:t>
+            </w:r>
+            <w:r>
+              <w:rPr>
+                <w:rFonts w:ascii="Calibri" w:eastAsia="Calibri" w:hAnsi="Calibri" w:cs="Calibri"/>
+              </w:rPr>
+              <w:t xml:space="preserve"> </w:t>
+            </w:r>
+          </w:p>
+        </w:tc>
+        <w:tc>
+          <w:tcPr>
+            <w:tcW w:w="2126" w:type="dxa"/>
+          </w:tcPr>
+          <w:p>
+            <w:pPr>
+              <w:spacing w:line="259" w:lineRule="auto"/>
+            </w:pPr>
+            <w:r>
+              <w:rPr>
+                <w:rFonts w:ascii="Calibri" w:hAnsi="Calibri" w:cs="Calibri"/>
+              </w:rPr>
+              <w:t>Thomas</w:t>
+            </w:r>
+            <w:r>
+              <w:rPr>
+                <w:rFonts w:ascii="Calibri" w:hAnsi="Calibri" w:cs="Calibri"/>
+              </w:rPr>
+              <w:t xml:space="preserve">, </w:t>
+            </w:r>
+            <w:r>
+              <w:rPr>
+                <w:rFonts w:ascii="Calibri" w:hAnsi="Calibri" w:cs="Calibri"/>
+              </w:rPr>
+              <w:t>Nathan</w:t>
+            </w:r>
+          </w:p>
+        </w:tc>
+        <w:tc>
+          <w:tcPr>
+            <w:tcW w:w="3611" w:type="dxa"/>
+          </w:tcPr>
+          <w:p>
+            <w:pPr>
+              <w:rPr>
+                <w:rFonts w:ascii="Calibri" w:hAnsi="Calibri" w:cs="Calibri"/>
+              </w:rPr>
+            </w:pPr>
+            <w:r>
+              <w:rPr>
+                <w:rFonts w:ascii="Calibri" w:hAnsi="Calibri" w:cs="Calibri"/>
+              </w:rPr>
+              <w:t>Completed</w:t>
+            </w:r>
           </w:p>
         </w:tc>
       </w:tr>
@@ -2016,7 +2042,6 @@
         <w:tc>
           <w:tcPr>
             <w:tcW w:w="540" w:type="dxa"/>
-            <w:vAlign w:val="center"/>
           </w:tcPr>
           <w:p>
             <w:pPr>
@@ -2033,276 +2058,67 @@
         </w:tc>
         <w:tc>
           <w:tcPr>
-            <w:tcW w:w="5400" w:type="dxa"/>
-            <w:vAlign w:val="center"/>
-          </w:tcPr>
-          <w:p>
-            <w:pPr>
-              <w:rPr>
-                <w:rFonts w:ascii="Calibri" w:hAnsi="Calibri" w:cs="Calibri"/>
-              </w:rPr>
-            </w:pPr>
-          </w:p>
-        </w:tc>
-        <w:tc>
-          <w:tcPr>
-            <w:tcW w:w="1530" w:type="dxa"/>
-            <w:vAlign w:val="center"/>
-          </w:tcPr>
-          <w:p>
-            <w:pPr>
-              <w:rPr>
-                <w:rFonts w:ascii="Calibri" w:hAnsi="Calibri" w:cs="Calibri"/>
-              </w:rPr>
-            </w:pPr>
-          </w:p>
-        </w:tc>
-        <w:tc>
-          <w:tcPr>
-            <w:tcW w:w="2520" w:type="dxa"/>
-          </w:tcPr>
-          <w:p>
-            <w:pPr>
-              <w:rPr>
-                <w:rFonts w:ascii="Calibri" w:hAnsi="Calibri" w:cs="Calibri"/>
-              </w:rPr>
-            </w:pPr>
-          </w:p>
-        </w:tc>
-      </w:tr>
-      <w:tr>
-        <w:tc>
-          <w:tcPr>
-            <w:tcW w:w="540" w:type="dxa"/>
-            <w:vAlign w:val="center"/>
-          </w:tcPr>
-          <w:p>
-            <w:pPr>
-              <w:numPr>
-                <w:ilvl w:val="0"/>
-                <w:numId w:val="19"/>
-              </w:numPr>
-              <w:ind w:left="342"/>
-              <w:rPr>
-                <w:rFonts w:ascii="Calibri" w:hAnsi="Calibri" w:cs="Calibri"/>
-              </w:rPr>
-            </w:pPr>
-          </w:p>
-        </w:tc>
-        <w:tc>
-          <w:tcPr>
-            <w:tcW w:w="5400" w:type="dxa"/>
-            <w:vAlign w:val="center"/>
-          </w:tcPr>
-          <w:p>
-            <w:pPr>
-              <w:rPr>
-                <w:rFonts w:ascii="Calibri" w:hAnsi="Calibri" w:cs="Calibri"/>
-              </w:rPr>
-            </w:pPr>
-          </w:p>
-        </w:tc>
-        <w:tc>
-          <w:tcPr>
-            <w:tcW w:w="1530" w:type="dxa"/>
-            <w:vAlign w:val="center"/>
-          </w:tcPr>
-          <w:p>
-            <w:pPr>
-              <w:rPr>
-                <w:rFonts w:ascii="Calibri" w:hAnsi="Calibri" w:cs="Calibri"/>
-              </w:rPr>
-            </w:pPr>
-          </w:p>
-        </w:tc>
-        <w:tc>
-          <w:tcPr>
-            <w:tcW w:w="2520" w:type="dxa"/>
-          </w:tcPr>
-          <w:p>
-            <w:pPr>
-              <w:rPr>
-                <w:rFonts w:ascii="Calibri" w:hAnsi="Calibri" w:cs="Calibri"/>
-              </w:rPr>
-            </w:pPr>
-          </w:p>
-        </w:tc>
-      </w:tr>
-      <w:tr>
-        <w:tc>
-          <w:tcPr>
-            <w:tcW w:w="540" w:type="dxa"/>
-            <w:vAlign w:val="center"/>
-          </w:tcPr>
-          <w:p>
-            <w:pPr>
-              <w:numPr>
-                <w:ilvl w:val="0"/>
-                <w:numId w:val="19"/>
-              </w:numPr>
-              <w:ind w:left="342"/>
-              <w:rPr>
-                <w:rFonts w:ascii="Calibri" w:hAnsi="Calibri" w:cs="Calibri"/>
-              </w:rPr>
-            </w:pPr>
-          </w:p>
-        </w:tc>
-        <w:tc>
-          <w:tcPr>
-            <w:tcW w:w="5400" w:type="dxa"/>
-            <w:vAlign w:val="center"/>
-          </w:tcPr>
-          <w:p>
-            <w:pPr>
-              <w:rPr>
-                <w:rFonts w:ascii="Calibri" w:hAnsi="Calibri" w:cs="Calibri"/>
-              </w:rPr>
-            </w:pPr>
-          </w:p>
-        </w:tc>
-        <w:tc>
-          <w:tcPr>
-            <w:tcW w:w="1530" w:type="dxa"/>
-            <w:vAlign w:val="center"/>
-          </w:tcPr>
-          <w:p>
-            <w:pPr>
-              <w:rPr>
-                <w:rFonts w:ascii="Calibri" w:hAnsi="Calibri" w:cs="Calibri"/>
-              </w:rPr>
-            </w:pPr>
-          </w:p>
-        </w:tc>
-        <w:tc>
-          <w:tcPr>
-            <w:tcW w:w="2520" w:type="dxa"/>
-          </w:tcPr>
-          <w:p>
-            <w:pPr>
-              <w:rPr>
-                <w:rFonts w:ascii="Calibri" w:hAnsi="Calibri" w:cs="Calibri"/>
-              </w:rPr>
-            </w:pPr>
-          </w:p>
-        </w:tc>
-      </w:tr>
-      <w:tr>
-        <w:tc>
-          <w:tcPr>
-            <w:tcW w:w="540" w:type="dxa"/>
-            <w:vAlign w:val="center"/>
-          </w:tcPr>
-          <w:p>
-            <w:pPr>
-              <w:numPr>
-                <w:ilvl w:val="0"/>
-                <w:numId w:val="19"/>
-              </w:numPr>
-              <w:ind w:left="342"/>
-              <w:rPr>
-                <w:rFonts w:ascii="Calibri" w:hAnsi="Calibri" w:cs="Calibri"/>
-              </w:rPr>
-            </w:pPr>
-          </w:p>
-        </w:tc>
-        <w:tc>
-          <w:tcPr>
-            <w:tcW w:w="5400" w:type="dxa"/>
-            <w:vAlign w:val="center"/>
-          </w:tcPr>
-          <w:p>
-            <w:pPr>
-              <w:rPr>
-                <w:rFonts w:ascii="Calibri" w:hAnsi="Calibri" w:cs="Calibri"/>
-              </w:rPr>
-            </w:pPr>
-          </w:p>
-        </w:tc>
-        <w:tc>
-          <w:tcPr>
-            <w:tcW w:w="1530" w:type="dxa"/>
-            <w:vAlign w:val="center"/>
-          </w:tcPr>
-          <w:p>
-            <w:pPr>
-              <w:rPr>
-                <w:rFonts w:ascii="Calibri" w:hAnsi="Calibri" w:cs="Calibri"/>
-              </w:rPr>
-            </w:pPr>
-          </w:p>
-        </w:tc>
-        <w:tc>
-          <w:tcPr>
-            <w:tcW w:w="2520" w:type="dxa"/>
-          </w:tcPr>
-          <w:p>
-            <w:pPr>
-              <w:rPr>
-                <w:rFonts w:ascii="Calibri" w:hAnsi="Calibri" w:cs="Calibri"/>
-              </w:rPr>
-            </w:pPr>
-          </w:p>
-        </w:tc>
-      </w:tr>
-      <w:tr>
-        <w:tc>
-          <w:tcPr>
-            <w:tcW w:w="540" w:type="dxa"/>
-            <w:vAlign w:val="center"/>
-          </w:tcPr>
-          <w:p>
-            <w:pPr>
-              <w:numPr>
-                <w:ilvl w:val="0"/>
-                <w:numId w:val="19"/>
-              </w:numPr>
-              <w:ind w:left="342"/>
-              <w:rPr>
-                <w:rFonts w:ascii="Calibri" w:hAnsi="Calibri" w:cs="Calibri"/>
-              </w:rPr>
-            </w:pPr>
-          </w:p>
-        </w:tc>
-        <w:tc>
-          <w:tcPr>
-            <w:tcW w:w="5400" w:type="dxa"/>
-            <w:vAlign w:val="center"/>
-          </w:tcPr>
-          <w:p>
-            <w:pPr>
-              <w:rPr>
-                <w:rFonts w:ascii="Calibri" w:hAnsi="Calibri" w:cs="Calibri"/>
-              </w:rPr>
-            </w:pPr>
-          </w:p>
-        </w:tc>
-        <w:tc>
-          <w:tcPr>
-            <w:tcW w:w="1530" w:type="dxa"/>
-            <w:vAlign w:val="center"/>
-          </w:tcPr>
-          <w:p>
-            <w:pPr>
-              <w:rPr>
-                <w:rFonts w:ascii="Calibri" w:hAnsi="Calibri" w:cs="Calibri"/>
-              </w:rPr>
-            </w:pPr>
-          </w:p>
-        </w:tc>
-        <w:tc>
-          <w:tcPr>
-            <w:tcW w:w="2520" w:type="dxa"/>
-          </w:tcPr>
-          <w:p>
-            <w:pPr>
-              <w:rPr>
-                <w:rFonts w:ascii="Calibri" w:hAnsi="Calibri" w:cs="Calibri"/>
-              </w:rPr>
-            </w:pPr>
+            <w:tcW w:w="3713" w:type="dxa"/>
+          </w:tcPr>
+          <w:p>
+            <w:pPr>
+              <w:rPr>
+                <w:rFonts w:ascii="Calibri" w:hAnsi="Calibri" w:cs="Calibri"/>
+              </w:rPr>
+            </w:pPr>
+            <w:r>
+              <w:rPr>
+                <w:rFonts w:ascii="Calibri" w:hAnsi="Calibri" w:cs="Calibri"/>
+              </w:rPr>
+              <w:t>Poster (final changes)</w:t>
+            </w:r>
+          </w:p>
+        </w:tc>
+        <w:tc>
+          <w:tcPr>
+            <w:tcW w:w="2126" w:type="dxa"/>
+          </w:tcPr>
+          <w:p>
+            <w:pPr>
+              <w:rPr>
+                <w:rFonts w:ascii="Calibri" w:hAnsi="Calibri" w:cs="Calibri"/>
+              </w:rPr>
+            </w:pPr>
+            <w:r>
+              <w:rPr>
+                <w:rFonts w:ascii="Calibri" w:hAnsi="Calibri" w:cs="Calibri"/>
+              </w:rPr>
+              <w:t>Larissa</w:t>
+            </w:r>
+          </w:p>
+        </w:tc>
+        <w:tc>
+          <w:tcPr>
+            <w:tcW w:w="3611" w:type="dxa"/>
+          </w:tcPr>
+          <w:p>
+            <w:pPr>
+              <w:rPr>
+                <w:rFonts w:ascii="Calibri" w:hAnsi="Calibri" w:cs="Calibri"/>
+              </w:rPr>
+            </w:pPr>
+            <w:r>
+              <w:rPr>
+                <w:rFonts w:ascii="Calibri" w:hAnsi="Calibri" w:cs="Calibri"/>
+              </w:rPr>
+              <w:t>01/11</w:t>
+            </w:r>
+            <w:r>
+              <w:rPr>
+                <w:rFonts w:ascii="Calibri" w:hAnsi="Calibri" w:cs="Calibri"/>
+              </w:rPr>
+              <w:t>/2025</w:t>
+            </w:r>
           </w:p>
         </w:tc>
       </w:tr>
     </w:tbl>
+    <w:p/>
     <w:p>
       <w:pPr>
         <w:jc w:val="center"/>
@@ -2357,7 +2173,7 @@
         <w:tc>
           <w:tcPr>
             <w:tcW w:w="540" w:type="dxa"/>
-            <w:shd w:val="clear" w:color="auto" w:fill="D9D9D9"/>
+            <w:shd w:val="clear" w:color="auto" w:fill="D9D9D9" w:themeFill="background1" w:themeFillShade="D9"/>
             <w:vAlign w:val="center"/>
           </w:tcPr>
           <w:p>
@@ -2379,7 +2195,7 @@
         <w:tc>
           <w:tcPr>
             <w:tcW w:w="9450" w:type="dxa"/>
-            <w:shd w:val="clear" w:color="auto" w:fill="D9D9D9"/>
+            <w:shd w:val="clear" w:color="auto" w:fill="D9D9D9" w:themeFill="background1" w:themeFillShade="D9"/>
             <w:vAlign w:val="center"/>
           </w:tcPr>
           <w:p>
@@ -2429,109 +2245,17 @@
                 <w:rFonts w:ascii="Calibri" w:hAnsi="Calibri" w:cs="Calibri"/>
               </w:rPr>
             </w:pPr>
-          </w:p>
-        </w:tc>
-      </w:tr>
-      <w:tr>
-        <w:tc>
-          <w:tcPr>
-            <w:tcW w:w="540" w:type="dxa"/>
-            <w:vAlign w:val="center"/>
-          </w:tcPr>
-          <w:p>
-            <w:pPr>
-              <w:numPr>
-                <w:ilvl w:val="0"/>
-                <w:numId w:val="21"/>
-              </w:numPr>
-              <w:ind w:left="342"/>
-              <w:rPr>
-                <w:rFonts w:ascii="Calibri" w:hAnsi="Calibri" w:cs="Calibri"/>
-              </w:rPr>
-            </w:pPr>
-          </w:p>
-        </w:tc>
-        <w:tc>
-          <w:tcPr>
-            <w:tcW w:w="9450" w:type="dxa"/>
-            <w:vAlign w:val="center"/>
-          </w:tcPr>
-          <w:p>
-            <w:pPr>
-              <w:rPr>
-                <w:rFonts w:ascii="Calibri" w:hAnsi="Calibri" w:cs="Calibri"/>
-              </w:rPr>
-            </w:pPr>
-          </w:p>
-        </w:tc>
-      </w:tr>
-      <w:tr>
-        <w:tc>
-          <w:tcPr>
-            <w:tcW w:w="540" w:type="dxa"/>
-            <w:vAlign w:val="center"/>
-          </w:tcPr>
-          <w:p>
-            <w:pPr>
-              <w:numPr>
-                <w:ilvl w:val="0"/>
-                <w:numId w:val="21"/>
-              </w:numPr>
-              <w:ind w:left="342"/>
-              <w:rPr>
-                <w:rFonts w:ascii="Calibri" w:hAnsi="Calibri" w:cs="Calibri"/>
-              </w:rPr>
-            </w:pPr>
-          </w:p>
-        </w:tc>
-        <w:tc>
-          <w:tcPr>
-            <w:tcW w:w="9450" w:type="dxa"/>
-            <w:vAlign w:val="center"/>
-          </w:tcPr>
-          <w:p>
-            <w:pPr>
-              <w:rPr>
-                <w:rFonts w:ascii="Calibri" w:hAnsi="Calibri" w:cs="Calibri"/>
-              </w:rPr>
-            </w:pPr>
-          </w:p>
-        </w:tc>
-      </w:tr>
-      <w:tr>
-        <w:tc>
-          <w:tcPr>
-            <w:tcW w:w="540" w:type="dxa"/>
-            <w:vAlign w:val="center"/>
-          </w:tcPr>
-          <w:p>
-            <w:pPr>
-              <w:numPr>
-                <w:ilvl w:val="0"/>
-                <w:numId w:val="21"/>
-              </w:numPr>
-              <w:ind w:left="342"/>
-              <w:rPr>
-                <w:rFonts w:ascii="Calibri" w:hAnsi="Calibri" w:cs="Calibri"/>
-              </w:rPr>
-            </w:pPr>
-          </w:p>
-        </w:tc>
-        <w:tc>
-          <w:tcPr>
-            <w:tcW w:w="9450" w:type="dxa"/>
-            <w:vAlign w:val="center"/>
-          </w:tcPr>
-          <w:p>
-            <w:pPr>
-              <w:rPr>
-                <w:rFonts w:ascii="Calibri" w:hAnsi="Calibri" w:cs="Calibri"/>
-              </w:rPr>
-            </w:pPr>
+            <w:r>
+              <w:rPr>
+                <w:rFonts w:ascii="Calibri" w:hAnsi="Calibri" w:cs="Calibri"/>
+              </w:rPr>
+              <w:t>Throughout the day, Nathan, Larissa, Thomas, and Win joined a voice call to finalise everything needed for the portfolio submission tonight.</w:t>
+            </w:r>
           </w:p>
         </w:tc>
       </w:tr>
     </w:tbl>
+    <w:p/>
     <w:p>
       <w:pPr>
         <w:rPr>
@@ -2594,7 +2318,7 @@
         <w:tc>
           <w:tcPr>
             <w:tcW w:w="540" w:type="dxa"/>
-            <w:shd w:val="clear" w:color="auto" w:fill="D9D9D9"/>
+            <w:shd w:val="clear" w:color="auto" w:fill="D9D9D9" w:themeFill="background1" w:themeFillShade="D9"/>
           </w:tcPr>
           <w:p>
             <w:pPr>
@@ -2615,7 +2339,7 @@
         <w:tc>
           <w:tcPr>
             <w:tcW w:w="5400" w:type="dxa"/>
-            <w:shd w:val="clear" w:color="auto" w:fill="D9D9D9"/>
+            <w:shd w:val="clear" w:color="auto" w:fill="D9D9D9" w:themeFill="background1" w:themeFillShade="D9"/>
           </w:tcPr>
           <w:p>
             <w:pPr>
@@ -2636,7 +2360,7 @@
         <w:tc>
           <w:tcPr>
             <w:tcW w:w="2140" w:type="dxa"/>
-            <w:shd w:val="clear" w:color="auto" w:fill="D9D9D9"/>
+            <w:shd w:val="clear" w:color="auto" w:fill="D9D9D9" w:themeFill="background1" w:themeFillShade="D9"/>
           </w:tcPr>
           <w:p>
             <w:pPr>
@@ -2657,7 +2381,7 @@
         <w:tc>
           <w:tcPr>
             <w:tcW w:w="1910" w:type="dxa"/>
-            <w:shd w:val="clear" w:color="auto" w:fill="D9D9D9"/>
+            <w:shd w:val="clear" w:color="auto" w:fill="D9D9D9" w:themeFill="background1" w:themeFillShade="D9"/>
           </w:tcPr>
           <w:p>
             <w:pPr>
@@ -2702,15 +2426,16 @@
           </w:tcPr>
           <w:p>
             <w:pPr>
-              <w:rPr>
-                <w:rFonts w:ascii="Calibri" w:hAnsi="Calibri" w:cs="Calibri"/>
-              </w:rPr>
-            </w:pPr>
-            <w:r>
-              <w:rPr>
-                <w:rFonts w:ascii="Calibri" w:hAnsi="Calibri" w:cs="Calibri"/>
-              </w:rPr>
-              <w:t>Reformatting the Poster Layout</w:t>
+              <w:spacing w:line="259" w:lineRule="auto"/>
+              <w:rPr>
+                <w:rFonts w:ascii="Calibri" w:hAnsi="Calibri" w:cs="Calibri"/>
+              </w:rPr>
+            </w:pPr>
+            <w:r>
+              <w:rPr>
+                <w:rFonts w:ascii="Calibri" w:hAnsi="Calibri" w:cs="Calibri"/>
+              </w:rPr>
+              <w:t>Final poster layout</w:t>
             </w:r>
           </w:p>
         </w:tc>
@@ -2744,6 +2469,18 @@
                 <w:rFonts w:ascii="Calibri" w:hAnsi="Calibri" w:cs="Calibri"/>
               </w:rPr>
             </w:pPr>
+            <w:r>
+              <w:rPr>
+                <w:rFonts w:ascii="Calibri" w:hAnsi="Calibri" w:cs="Calibri"/>
+              </w:rPr>
+              <w:t>01/11</w:t>
+            </w:r>
+            <w:r>
+              <w:rPr>
+                <w:rFonts w:ascii="Calibri" w:hAnsi="Calibri" w:cs="Calibri"/>
+              </w:rPr>
+              <w:t>/2025</w:t>
+            </w:r>
           </w:p>
         </w:tc>
       </w:tr>
@@ -2773,15 +2510,16 @@
           </w:tcPr>
           <w:p>
             <w:pPr>
-              <w:rPr>
-                <w:rFonts w:ascii="Calibri" w:hAnsi="Calibri" w:cs="Calibri"/>
-              </w:rPr>
-            </w:pPr>
-            <w:r>
-              <w:rPr>
-                <w:rFonts w:ascii="Calibri" w:hAnsi="Calibri" w:cs="Calibri"/>
-              </w:rPr>
-              <w:t>Poster: Requirements Section</w:t>
+              <w:spacing w:line="259" w:lineRule="auto"/>
+              <w:rPr>
+                <w:rFonts w:ascii="Calibri" w:hAnsi="Calibri" w:cs="Calibri"/>
+              </w:rPr>
+            </w:pPr>
+            <w:r>
+              <w:rPr>
+                <w:rFonts w:ascii="Calibri" w:hAnsi="Calibri" w:cs="Calibri"/>
+              </w:rPr>
+              <w:t>Finalising entire portfolio</w:t>
             </w:r>
           </w:p>
         </w:tc>
@@ -2800,7 +2538,25 @@
               <w:rPr>
                 <w:rFonts w:ascii="Calibri" w:hAnsi="Calibri" w:cs="Calibri"/>
               </w:rPr>
-              <w:t>Thomas &amp; Win</w:t>
+              <w:t>Thomas</w:t>
+            </w:r>
+            <w:r>
+              <w:rPr>
+                <w:rFonts w:ascii="Calibri" w:hAnsi="Calibri" w:cs="Calibri"/>
+              </w:rPr>
+              <w:t xml:space="preserve">, </w:t>
+            </w:r>
+            <w:r>
+              <w:rPr>
+                <w:rFonts w:ascii="Calibri" w:hAnsi="Calibri" w:cs="Calibri"/>
+              </w:rPr>
+              <w:t>Win</w:t>
+            </w:r>
+            <w:r>
+              <w:rPr>
+                <w:rFonts w:ascii="Calibri" w:hAnsi="Calibri" w:cs="Calibri"/>
+              </w:rPr>
+              <w:t>, Larissa, Nathan</w:t>
             </w:r>
           </w:p>
         </w:tc>
@@ -2815,6 +2571,12 @@
                 <w:rFonts w:ascii="Calibri" w:hAnsi="Calibri" w:cs="Calibri"/>
               </w:rPr>
             </w:pPr>
+            <w:r>
+              <w:rPr>
+                <w:rFonts w:ascii="Calibri" w:hAnsi="Calibri" w:cs="Calibri"/>
+              </w:rPr>
+              <w:t>Completed</w:t>
+            </w:r>
           </w:p>
         </w:tc>
       </w:tr>
@@ -2852,13 +2614,7 @@
               <w:rPr>
                 <w:rFonts w:ascii="Calibri" w:hAnsi="Calibri" w:cs="Calibri"/>
               </w:rPr>
-              <w:t xml:space="preserve">Poster: </w:t>
-            </w:r>
-            <w:r>
-              <w:rPr>
-                <w:rFonts w:ascii="Calibri" w:hAnsi="Calibri" w:cs="Calibri"/>
-              </w:rPr>
-              <w:t>Shortening and Fixing up own sections</w:t>
+              <w:t>Handover Plan</w:t>
             </w:r>
           </w:p>
         </w:tc>
@@ -2877,7 +2633,7 @@
               <w:rPr>
                 <w:rFonts w:ascii="Calibri" w:hAnsi="Calibri" w:cs="Calibri"/>
               </w:rPr>
-              <w:t xml:space="preserve">Charmi, </w:t>
+              <w:t>Thomas</w:t>
             </w:r>
           </w:p>
         </w:tc>
@@ -2888,10 +2644,14 @@
           </w:tcPr>
           <w:p>
             <w:pPr>
-              <w:rPr>
-                <w:rFonts w:ascii="Calibri" w:hAnsi="Calibri" w:cs="Calibri"/>
-              </w:rPr>
-            </w:pPr>
+              <w:spacing w:line="259" w:lineRule="auto"/>
+            </w:pPr>
+            <w:r>
+              <w:rPr>
+                <w:rFonts w:ascii="Calibri" w:hAnsi="Calibri" w:cs="Calibri"/>
+              </w:rPr>
+              <w:t>Completed</w:t>
+            </w:r>
           </w:p>
         </w:tc>
       </w:tr>
@@ -2925,6 +2685,12 @@
                 <w:rFonts w:ascii="Calibri" w:hAnsi="Calibri" w:cs="Calibri"/>
               </w:rPr>
             </w:pPr>
+            <w:r>
+              <w:rPr>
+                <w:rFonts w:ascii="Calibri" w:hAnsi="Calibri" w:cs="Calibri"/>
+              </w:rPr>
+              <w:t>Final Status Report</w:t>
+            </w:r>
           </w:p>
         </w:tc>
         <w:tc>
@@ -2938,6 +2704,12 @@
                 <w:rFonts w:ascii="Calibri" w:hAnsi="Calibri" w:cs="Calibri"/>
               </w:rPr>
             </w:pPr>
+            <w:r>
+              <w:rPr>
+                <w:rFonts w:ascii="Calibri" w:hAnsi="Calibri" w:cs="Calibri"/>
+              </w:rPr>
+              <w:t>Nathan</w:t>
+            </w:r>
           </w:p>
         </w:tc>
         <w:tc>
@@ -2951,6 +2723,12 @@
                 <w:rFonts w:ascii="Calibri" w:hAnsi="Calibri" w:cs="Calibri"/>
               </w:rPr>
             </w:pPr>
+            <w:r>
+              <w:rPr>
+                <w:rFonts w:ascii="Calibri" w:hAnsi="Calibri" w:cs="Calibri"/>
+              </w:rPr>
+              <w:t>Completed</w:t>
+            </w:r>
           </w:p>
         </w:tc>
       </w:tr>
@@ -2984,6 +2762,12 @@
                 <w:rFonts w:ascii="Calibri" w:hAnsi="Calibri" w:cs="Calibri"/>
               </w:rPr>
             </w:pPr>
+            <w:r>
+              <w:rPr>
+                <w:rFonts w:ascii="Calibri" w:hAnsi="Calibri" w:cs="Calibri"/>
+              </w:rPr>
+              <w:t xml:space="preserve">Portfolio: Rearranging </w:t>
+            </w:r>
           </w:p>
         </w:tc>
         <w:tc>
@@ -2997,6 +2781,12 @@
                 <w:rFonts w:ascii="Calibri" w:hAnsi="Calibri" w:cs="Calibri"/>
               </w:rPr>
             </w:pPr>
+            <w:r>
+              <w:rPr>
+                <w:rFonts w:ascii="Calibri" w:hAnsi="Calibri" w:cs="Calibri"/>
+              </w:rPr>
+              <w:t>Thomas</w:t>
+            </w:r>
           </w:p>
         </w:tc>
         <w:tc>
@@ -3010,140 +2800,17 @@
                 <w:rFonts w:ascii="Calibri" w:hAnsi="Calibri" w:cs="Calibri"/>
               </w:rPr>
             </w:pPr>
-          </w:p>
-        </w:tc>
-      </w:tr>
-      <w:tr>
-        <w:tc>
-          <w:tcPr>
-            <w:tcW w:w="540" w:type="dxa"/>
-            <w:vAlign w:val="center"/>
-          </w:tcPr>
-          <w:p>
-            <w:pPr>
-              <w:numPr>
-                <w:ilvl w:val="0"/>
-                <w:numId w:val="20"/>
-              </w:numPr>
-              <w:ind w:left="342"/>
-              <w:rPr>
-                <w:rFonts w:ascii="Calibri" w:hAnsi="Calibri" w:cs="Calibri"/>
-              </w:rPr>
-            </w:pPr>
-          </w:p>
-        </w:tc>
-        <w:tc>
-          <w:tcPr>
-            <w:tcW w:w="5400" w:type="dxa"/>
-            <w:vAlign w:val="center"/>
-          </w:tcPr>
-          <w:p>
-            <w:pPr>
-              <w:rPr>
-                <w:rFonts w:ascii="Calibri" w:hAnsi="Calibri" w:cs="Calibri"/>
-              </w:rPr>
-            </w:pPr>
-            <w:r>
-              <w:rPr>
-                <w:rFonts w:ascii="Calibri" w:hAnsi="Calibri" w:cs="Calibri"/>
-              </w:rPr>
-              <w:t xml:space="preserve">Portfolio: Rearranging </w:t>
-            </w:r>
-          </w:p>
-        </w:tc>
-        <w:tc>
-          <w:tcPr>
-            <w:tcW w:w="2140" w:type="dxa"/>
-            <w:vAlign w:val="center"/>
-          </w:tcPr>
-          <w:p>
-            <w:pPr>
-              <w:rPr>
-                <w:rFonts w:ascii="Calibri" w:hAnsi="Calibri" w:cs="Calibri"/>
-              </w:rPr>
-            </w:pPr>
-            <w:r>
-              <w:rPr>
-                <w:rFonts w:ascii="Calibri" w:hAnsi="Calibri" w:cs="Calibri"/>
-              </w:rPr>
-              <w:t>Thomas</w:t>
-            </w:r>
-          </w:p>
-        </w:tc>
-        <w:tc>
-          <w:tcPr>
-            <w:tcW w:w="1910" w:type="dxa"/>
-            <w:vAlign w:val="center"/>
-          </w:tcPr>
-          <w:p>
-            <w:pPr>
-              <w:rPr>
-                <w:rFonts w:ascii="Calibri" w:hAnsi="Calibri" w:cs="Calibri"/>
-              </w:rPr>
-            </w:pPr>
-          </w:p>
-        </w:tc>
-      </w:tr>
-      <w:tr>
-        <w:tc>
-          <w:tcPr>
-            <w:tcW w:w="540" w:type="dxa"/>
-            <w:vAlign w:val="center"/>
-          </w:tcPr>
-          <w:p>
-            <w:pPr>
-              <w:numPr>
-                <w:ilvl w:val="0"/>
-                <w:numId w:val="20"/>
-              </w:numPr>
-              <w:ind w:left="342"/>
-              <w:rPr>
-                <w:rFonts w:ascii="Calibri" w:hAnsi="Calibri" w:cs="Calibri"/>
-              </w:rPr>
-            </w:pPr>
-          </w:p>
-        </w:tc>
-        <w:tc>
-          <w:tcPr>
-            <w:tcW w:w="5400" w:type="dxa"/>
-            <w:vAlign w:val="center"/>
-          </w:tcPr>
-          <w:p>
-            <w:pPr>
-              <w:rPr>
-                <w:rFonts w:ascii="Calibri" w:hAnsi="Calibri" w:cs="Calibri"/>
-              </w:rPr>
-            </w:pPr>
-          </w:p>
-        </w:tc>
-        <w:tc>
-          <w:tcPr>
-            <w:tcW w:w="2140" w:type="dxa"/>
-            <w:vAlign w:val="center"/>
-          </w:tcPr>
-          <w:p>
-            <w:pPr>
-              <w:rPr>
-                <w:rFonts w:ascii="Calibri" w:hAnsi="Calibri" w:cs="Calibri"/>
-              </w:rPr>
-            </w:pPr>
-          </w:p>
-        </w:tc>
-        <w:tc>
-          <w:tcPr>
-            <w:tcW w:w="1910" w:type="dxa"/>
-            <w:vAlign w:val="center"/>
-          </w:tcPr>
-          <w:p>
-            <w:pPr>
-              <w:rPr>
-                <w:rFonts w:ascii="Calibri" w:hAnsi="Calibri" w:cs="Calibri"/>
-              </w:rPr>
-            </w:pPr>
+            <w:r>
+              <w:rPr>
+                <w:rFonts w:ascii="Calibri" w:hAnsi="Calibri" w:cs="Calibri"/>
+              </w:rPr>
+              <w:t>Completed</w:t>
+            </w:r>
           </w:p>
         </w:tc>
       </w:tr>
     </w:tbl>
+    <w:p/>
     <w:p>
       <w:pPr>
         <w:rPr>
@@ -3205,19 +2872,23 @@
               <w:rPr>
                 <w:rFonts w:ascii="Calibri" w:hAnsi="Calibri" w:cs="Calibri"/>
                 <w:b/>
+                <w:bCs/>
               </w:rPr>
             </w:pPr>
             <w:r>
               <w:rPr>
                 <w:rFonts w:ascii="Calibri" w:hAnsi="Calibri" w:cs="Calibri"/>
                 <w:b/>
-              </w:rPr>
+                <w:bCs/>
+              </w:rPr>
+              <w:lastRenderedPageBreak/>
               <w:t>Date:</w:t>
             </w:r>
             <w:r>
               <w:rPr>
                 <w:rFonts w:ascii="Calibri" w:hAnsi="Calibri" w:cs="Calibri"/>
                 <w:b/>
+                <w:bCs/>
               </w:rPr>
               <w:t xml:space="preserve"> </w:t>
             </w:r>
@@ -3225,7 +2896,25 @@
               <w:rPr>
                 <w:rFonts w:ascii="Calibri" w:hAnsi="Calibri" w:cs="Calibri"/>
               </w:rPr>
-              <w:t>30/10/</w:t>
+              <w:t>03</w:t>
+            </w:r>
+            <w:r>
+              <w:rPr>
+                <w:rFonts w:ascii="Calibri" w:hAnsi="Calibri" w:cs="Calibri"/>
+              </w:rPr>
+              <w:t>/</w:t>
+            </w:r>
+            <w:r>
+              <w:rPr>
+                <w:rFonts w:ascii="Calibri" w:hAnsi="Calibri" w:cs="Calibri"/>
+              </w:rPr>
+              <w:t>11</w:t>
+            </w:r>
+            <w:r>
+              <w:rPr>
+                <w:rFonts w:ascii="Calibri" w:hAnsi="Calibri" w:cs="Calibri"/>
+              </w:rPr>
+              <w:t>/</w:t>
             </w:r>
             <w:r>
               <w:rPr>
@@ -3364,92 +3053,22 @@
           </w:tcPr>
           <w:p>
             <w:pPr>
-              <w:rPr>
-                <w:rFonts w:ascii="Calibri" w:hAnsi="Calibri" w:cs="Calibri"/>
-              </w:rPr>
-            </w:pPr>
-            <w:r>
-              <w:rPr>
-                <w:rFonts w:ascii="Calibri" w:hAnsi="Calibri" w:cs="Calibri"/>
-              </w:rPr>
-              <w:t xml:space="preserve">Finalising </w:t>
-            </w:r>
-            <w:r>
-              <w:rPr>
-                <w:rFonts w:ascii="Calibri" w:hAnsi="Calibri" w:cs="Calibri"/>
-              </w:rPr>
-              <w:t>Individual Reflection Reports</w:t>
-            </w:r>
-          </w:p>
-        </w:tc>
-      </w:tr>
-      <w:tr>
-        <w:tc>
-          <w:tcPr>
-            <w:tcW w:w="9990" w:type="dxa"/>
-            <w:gridSpan w:val="3"/>
-            <w:vAlign w:val="center"/>
-          </w:tcPr>
-          <w:p>
-            <w:pPr>
-              <w:rPr>
-                <w:rFonts w:ascii="Calibri" w:hAnsi="Calibri" w:cs="Calibri"/>
-                <w:i/>
-              </w:rPr>
-            </w:pPr>
-            <w:r>
-              <w:rPr>
-                <w:rFonts w:ascii="Calibri" w:hAnsi="Calibri" w:cs="Calibri"/>
-                <w:i/>
-              </w:rPr>
-              <w:t>Action Items to be discussed in the next meeting:</w:t>
-            </w:r>
-          </w:p>
-        </w:tc>
-      </w:tr>
-      <w:tr>
-        <w:tc>
-          <w:tcPr>
-            <w:tcW w:w="540" w:type="dxa"/>
-            <w:vAlign w:val="center"/>
-          </w:tcPr>
-          <w:p>
-            <w:pPr>
-              <w:numPr>
-                <w:ilvl w:val="0"/>
-                <w:numId w:val="17"/>
-              </w:numPr>
-              <w:ind w:left="245" w:hanging="202"/>
-              <w:rPr>
-                <w:rFonts w:ascii="Calibri" w:hAnsi="Calibri" w:cs="Calibri"/>
-              </w:rPr>
-            </w:pPr>
-          </w:p>
-        </w:tc>
-        <w:tc>
-          <w:tcPr>
-            <w:tcW w:w="9450" w:type="dxa"/>
-            <w:gridSpan w:val="2"/>
-            <w:vAlign w:val="center"/>
-          </w:tcPr>
-          <w:p>
-            <w:pPr>
-              <w:rPr>
-                <w:rFonts w:ascii="Calibri" w:hAnsi="Calibri" w:cs="Calibri"/>
-              </w:rPr>
-            </w:pPr>
+              <w:spacing w:line="259" w:lineRule="auto"/>
+              <w:rPr>
+                <w:rFonts w:ascii="Calibri" w:hAnsi="Calibri" w:cs="Calibri"/>
+              </w:rPr>
+            </w:pPr>
+            <w:r>
+              <w:rPr>
+                <w:rFonts w:ascii="Calibri" w:hAnsi="Calibri" w:cs="Calibri"/>
+              </w:rPr>
+              <w:t>Presentation Practice</w:t>
+            </w:r>
           </w:p>
         </w:tc>
       </w:tr>
     </w:tbl>
-    <w:p>
-      <w:pPr>
-        <w:rPr>
-          <w:rFonts w:ascii="Calibri" w:hAnsi="Calibri" w:cs="Calibri"/>
-          <w:b/>
-        </w:rPr>
-      </w:pPr>
-    </w:p>
+    <w:p/>
     <w:sectPr>
       <w:headerReference w:type="default" r:id="rId8"/>
       <w:footerReference w:type="default" r:id="rId9"/>
@@ -5651,6 +5270,92 @@
     </w:lvl>
   </w:abstractNum>
   <w:abstractNum w:abstractNumId="19" w15:restartNumberingAfterBreak="0">
+    <w:nsid w:val="45911497"/>
+    <w:multiLevelType w:val="hybridMultilevel"/>
+    <w:tmpl w:val="21B8E7A0"/>
+    <w:lvl w:ilvl="0" w:tplc="1409000F">
+      <w:start w:val="1"/>
+      <w:numFmt w:val="decimal"/>
+      <w:lvlText w:val="%1."/>
+      <w:lvlJc w:val="left"/>
+      <w:pPr>
+        <w:ind w:left="360" w:hanging="360"/>
+      </w:pPr>
+    </w:lvl>
+    <w:lvl w:ilvl="1" w:tplc="14090019" w:tentative="1">
+      <w:start w:val="1"/>
+      <w:numFmt w:val="lowerLetter"/>
+      <w:lvlText w:val="%2."/>
+      <w:lvlJc w:val="left"/>
+      <w:pPr>
+        <w:ind w:left="1080" w:hanging="360"/>
+      </w:pPr>
+    </w:lvl>
+    <w:lvl w:ilvl="2" w:tplc="1409001B" w:tentative="1">
+      <w:start w:val="1"/>
+      <w:numFmt w:val="lowerRoman"/>
+      <w:lvlText w:val="%3."/>
+      <w:lvlJc w:val="right"/>
+      <w:pPr>
+        <w:ind w:left="1800" w:hanging="180"/>
+      </w:pPr>
+    </w:lvl>
+    <w:lvl w:ilvl="3" w:tplc="1409000F" w:tentative="1">
+      <w:start w:val="1"/>
+      <w:numFmt w:val="decimal"/>
+      <w:lvlText w:val="%4."/>
+      <w:lvlJc w:val="left"/>
+      <w:pPr>
+        <w:ind w:left="2520" w:hanging="360"/>
+      </w:pPr>
+    </w:lvl>
+    <w:lvl w:ilvl="4" w:tplc="14090019" w:tentative="1">
+      <w:start w:val="1"/>
+      <w:numFmt w:val="lowerLetter"/>
+      <w:lvlText w:val="%5."/>
+      <w:lvlJc w:val="left"/>
+      <w:pPr>
+        <w:ind w:left="3240" w:hanging="360"/>
+      </w:pPr>
+    </w:lvl>
+    <w:lvl w:ilvl="5" w:tplc="1409001B" w:tentative="1">
+      <w:start w:val="1"/>
+      <w:numFmt w:val="lowerRoman"/>
+      <w:lvlText w:val="%6."/>
+      <w:lvlJc w:val="right"/>
+      <w:pPr>
+        <w:ind w:left="3960" w:hanging="180"/>
+      </w:pPr>
+    </w:lvl>
+    <w:lvl w:ilvl="6" w:tplc="1409000F" w:tentative="1">
+      <w:start w:val="1"/>
+      <w:numFmt w:val="decimal"/>
+      <w:lvlText w:val="%7."/>
+      <w:lvlJc w:val="left"/>
+      <w:pPr>
+        <w:ind w:left="4680" w:hanging="360"/>
+      </w:pPr>
+    </w:lvl>
+    <w:lvl w:ilvl="7" w:tplc="14090019" w:tentative="1">
+      <w:start w:val="1"/>
+      <w:numFmt w:val="lowerLetter"/>
+      <w:lvlText w:val="%8."/>
+      <w:lvlJc w:val="left"/>
+      <w:pPr>
+        <w:ind w:left="5400" w:hanging="360"/>
+      </w:pPr>
+    </w:lvl>
+    <w:lvl w:ilvl="8" w:tplc="1409001B" w:tentative="1">
+      <w:start w:val="1"/>
+      <w:numFmt w:val="lowerRoman"/>
+      <w:lvlText w:val="%9."/>
+      <w:lvlJc w:val="right"/>
+      <w:pPr>
+        <w:ind w:left="6120" w:hanging="180"/>
+      </w:pPr>
+    </w:lvl>
+  </w:abstractNum>
+  <w:abstractNum w:abstractNumId="20" w15:restartNumberingAfterBreak="0">
     <w:nsid w:val="49FA380A"/>
     <w:multiLevelType w:val="hybridMultilevel"/>
     <w:tmpl w:val="1676110C"/>
@@ -5739,7 +5444,7 @@
       </w:pPr>
     </w:lvl>
   </w:abstractNum>
-  <w:abstractNum w:abstractNumId="20" w15:restartNumberingAfterBreak="0">
+  <w:abstractNum w:abstractNumId="21" w15:restartNumberingAfterBreak="0">
     <w:nsid w:val="4FAA006A"/>
     <w:multiLevelType w:val="hybridMultilevel"/>
     <w:tmpl w:val="94EA5074"/>
@@ -5825,7 +5530,7 @@
       </w:pPr>
     </w:lvl>
   </w:abstractNum>
-  <w:abstractNum w:abstractNumId="21" w15:restartNumberingAfterBreak="0">
+  <w:abstractNum w:abstractNumId="22" w15:restartNumberingAfterBreak="0">
     <w:nsid w:val="55BA79B2"/>
     <w:multiLevelType w:val="hybridMultilevel"/>
     <w:tmpl w:val="47A4BE96"/>
@@ -5938,7 +5643,7 @@
       </w:rPr>
     </w:lvl>
   </w:abstractNum>
-  <w:abstractNum w:abstractNumId="22" w15:restartNumberingAfterBreak="0">
+  <w:abstractNum w:abstractNumId="23" w15:restartNumberingAfterBreak="0">
     <w:nsid w:val="58393C06"/>
     <w:multiLevelType w:val="hybridMultilevel"/>
     <w:tmpl w:val="C5420C00"/>
@@ -6051,7 +5756,7 @@
       </w:rPr>
     </w:lvl>
   </w:abstractNum>
-  <w:abstractNum w:abstractNumId="23" w15:restartNumberingAfterBreak="0">
+  <w:abstractNum w:abstractNumId="24" w15:restartNumberingAfterBreak="0">
     <w:nsid w:val="61E5548B"/>
     <w:multiLevelType w:val="hybridMultilevel"/>
     <w:tmpl w:val="8570A53A"/>
@@ -6140,7 +5845,7 @@
       </w:pPr>
     </w:lvl>
   </w:abstractNum>
-  <w:abstractNum w:abstractNumId="24" w15:restartNumberingAfterBreak="0">
+  <w:abstractNum w:abstractNumId="25" w15:restartNumberingAfterBreak="0">
     <w:nsid w:val="645A1374"/>
     <w:multiLevelType w:val="hybridMultilevel"/>
     <w:tmpl w:val="116A5710"/>
@@ -6253,7 +5958,7 @@
       </w:rPr>
     </w:lvl>
   </w:abstractNum>
-  <w:abstractNum w:abstractNumId="25" w15:restartNumberingAfterBreak="0">
+  <w:abstractNum w:abstractNumId="26" w15:restartNumberingAfterBreak="0">
     <w:nsid w:val="65B065B4"/>
     <w:multiLevelType w:val="hybridMultilevel"/>
     <w:tmpl w:val="5D700912"/>
@@ -6367,7 +6072,7 @@
       </w:rPr>
     </w:lvl>
   </w:abstractNum>
-  <w:abstractNum w:abstractNumId="26" w15:restartNumberingAfterBreak="0">
+  <w:abstractNum w:abstractNumId="27" w15:restartNumberingAfterBreak="0">
     <w:nsid w:val="687B7B70"/>
     <w:multiLevelType w:val="hybridMultilevel"/>
     <w:tmpl w:val="B060C372"/>
@@ -6480,7 +6185,7 @@
       </w:rPr>
     </w:lvl>
   </w:abstractNum>
-  <w:abstractNum w:abstractNumId="27" w15:restartNumberingAfterBreak="0">
+  <w:abstractNum w:abstractNumId="28" w15:restartNumberingAfterBreak="0">
     <w:nsid w:val="6A13259E"/>
     <w:multiLevelType w:val="hybridMultilevel"/>
     <w:tmpl w:val="8A1E19CA"/>
@@ -6593,7 +6298,7 @@
       </w:rPr>
     </w:lvl>
   </w:abstractNum>
-  <w:abstractNum w:abstractNumId="28" w15:restartNumberingAfterBreak="0">
+  <w:abstractNum w:abstractNumId="29" w15:restartNumberingAfterBreak="0">
     <w:nsid w:val="6C704C18"/>
     <w:multiLevelType w:val="hybridMultilevel"/>
     <w:tmpl w:val="67D27778"/>
@@ -6682,7 +6387,7 @@
       </w:pPr>
     </w:lvl>
   </w:abstractNum>
-  <w:abstractNum w:abstractNumId="29" w15:restartNumberingAfterBreak="0">
+  <w:abstractNum w:abstractNumId="30" w15:restartNumberingAfterBreak="0">
     <w:nsid w:val="73560715"/>
     <w:multiLevelType w:val="hybridMultilevel"/>
     <w:tmpl w:val="BECE77BE"/>
@@ -6768,7 +6473,7 @@
       </w:pPr>
     </w:lvl>
   </w:abstractNum>
-  <w:abstractNum w:abstractNumId="30" w15:restartNumberingAfterBreak="0">
+  <w:abstractNum w:abstractNumId="31" w15:restartNumberingAfterBreak="0">
     <w:nsid w:val="74AA6EC1"/>
     <w:multiLevelType w:val="hybridMultilevel"/>
     <w:tmpl w:val="8570A53A"/>
@@ -6857,7 +6562,7 @@
       </w:pPr>
     </w:lvl>
   </w:abstractNum>
-  <w:abstractNum w:abstractNumId="31" w15:restartNumberingAfterBreak="0">
+  <w:abstractNum w:abstractNumId="32" w15:restartNumberingAfterBreak="0">
     <w:nsid w:val="77AC42FB"/>
     <w:multiLevelType w:val="hybridMultilevel"/>
     <w:tmpl w:val="BECE77BE"/>
@@ -6943,7 +6648,7 @@
       </w:pPr>
     </w:lvl>
   </w:abstractNum>
-  <w:abstractNum w:abstractNumId="32" w15:restartNumberingAfterBreak="0">
+  <w:abstractNum w:abstractNumId="33" w15:restartNumberingAfterBreak="0">
     <w:nsid w:val="7FAD6242"/>
     <w:multiLevelType w:val="hybridMultilevel"/>
     <w:tmpl w:val="41E0A87A"/>
@@ -7062,7 +6767,7 @@
     <w:abstractNumId w:val="16"/>
   </w:num>
   <w:num w:numId="3" w16cid:durableId="1871723137">
-    <w:abstractNumId w:val="25"/>
+    <w:abstractNumId w:val="26"/>
   </w:num>
   <w:num w:numId="4" w16cid:durableId="466747827">
     <w:abstractNumId w:val="8"/>
@@ -7074,7 +6779,7 @@
     <w:abstractNumId w:val="11"/>
   </w:num>
   <w:num w:numId="7" w16cid:durableId="145901084">
-    <w:abstractNumId w:val="20"/>
+    <w:abstractNumId w:val="21"/>
   </w:num>
   <w:num w:numId="8" w16cid:durableId="1516842437">
     <w:abstractNumId w:val="6"/>
@@ -7083,19 +6788,19 @@
     <w:abstractNumId w:val="14"/>
   </w:num>
   <w:num w:numId="10" w16cid:durableId="897014304">
-    <w:abstractNumId w:val="28"/>
+    <w:abstractNumId w:val="29"/>
   </w:num>
   <w:num w:numId="11" w16cid:durableId="882012758">
-    <w:abstractNumId w:val="19"/>
+    <w:abstractNumId w:val="20"/>
   </w:num>
   <w:num w:numId="12" w16cid:durableId="702285785">
-    <w:abstractNumId w:val="30"/>
+    <w:abstractNumId w:val="31"/>
   </w:num>
   <w:num w:numId="13" w16cid:durableId="762915624">
     <w:abstractNumId w:val="7"/>
   </w:num>
   <w:num w:numId="14" w16cid:durableId="1239755907">
-    <w:abstractNumId w:val="23"/>
+    <w:abstractNumId w:val="24"/>
   </w:num>
   <w:num w:numId="15" w16cid:durableId="1728913164">
     <w:abstractNumId w:val="9"/>
@@ -7107,7 +6812,7 @@
     <w:abstractNumId w:val="5"/>
   </w:num>
   <w:num w:numId="18" w16cid:durableId="312878469">
-    <w:abstractNumId w:val="31"/>
+    <w:abstractNumId w:val="32"/>
   </w:num>
   <w:num w:numId="19" w16cid:durableId="600650231">
     <w:abstractNumId w:val="1"/>
@@ -7116,13 +6821,13 @@
     <w:abstractNumId w:val="15"/>
   </w:num>
   <w:num w:numId="21" w16cid:durableId="1710757090">
-    <w:abstractNumId w:val="29"/>
+    <w:abstractNumId w:val="30"/>
   </w:num>
   <w:num w:numId="22" w16cid:durableId="1920406931">
-    <w:abstractNumId w:val="27"/>
+    <w:abstractNumId w:val="28"/>
   </w:num>
   <w:num w:numId="23" w16cid:durableId="603221781">
-    <w:abstractNumId w:val="21"/>
+    <w:abstractNumId w:val="22"/>
   </w:num>
   <w:num w:numId="24" w16cid:durableId="1770344943">
     <w:abstractNumId w:val="4"/>
@@ -7134,10 +6839,10 @@
     <w:abstractNumId w:val="17"/>
   </w:num>
   <w:num w:numId="27" w16cid:durableId="1961102865">
-    <w:abstractNumId w:val="32"/>
+    <w:abstractNumId w:val="33"/>
   </w:num>
   <w:num w:numId="28" w16cid:durableId="569462968">
-    <w:abstractNumId w:val="26"/>
+    <w:abstractNumId w:val="27"/>
   </w:num>
   <w:num w:numId="29" w16cid:durableId="49962502">
     <w:abstractNumId w:val="12"/>
@@ -7149,10 +6854,13 @@
     <w:abstractNumId w:val="18"/>
   </w:num>
   <w:num w:numId="32" w16cid:durableId="931544847">
-    <w:abstractNumId w:val="24"/>
+    <w:abstractNumId w:val="25"/>
   </w:num>
   <w:num w:numId="33" w16cid:durableId="1439565295">
-    <w:abstractNumId w:val="22"/>
+    <w:abstractNumId w:val="23"/>
+  </w:num>
+  <w:num w:numId="34" w16cid:durableId="116721949">
+    <w:abstractNumId w:val="19"/>
   </w:num>
 </w:numbering>
 </file>
